--- a/INFORME_ACTIVIDADES.docx
+++ b/INFORME_ACTIVIDADES.docx
@@ -106,7 +106,7 @@
               <w:pStyle w:val="Compact"/>
             </w:pPr>
             <w:r>
-              <w:t xml:space="preserve">Del 02/03/2026 al 24/04/2026</w:t>
+              <w:t xml:space="preserve">Del 18/03/2026 al 05/06/2026</w:t>
             </w:r>
           </w:p>
         </w:tc>
@@ -265,7 +265,7 @@
               <w:pStyle w:val="Compact"/>
             </w:pPr>
             <w:r>
-              <w:t xml:space="preserve">Del 02/03/2026 al 24/04/2026</w:t>
+              <w:t xml:space="preserve">Del 18/03/2026 al 05/06/2026</w:t>
             </w:r>
           </w:p>
         </w:tc>
@@ -365,7 +365,7 @@
                 <w:b/>
                 <w:bCs/>
               </w:rPr>
-              <w:t xml:space="preserve">02/03/2026 al 06/03/2026</w:t>
+              <w:t xml:space="preserve">18/03/2026 al 22/03/2026</w:t>
             </w:r>
           </w:p>
         </w:tc>
@@ -397,494 +397,252 @@
               <w:pStyle w:val="Compact"/>
             </w:pPr>
             <w:r>
-              <w:t xml:space="preserve">02/03/2026 al 06/03/2026</w:t>
-            </w:r>
-          </w:p>
-        </w:tc>
-        <w:tc>
-          <w:tcPr/>
-          <w:p>
-            <w:pPr>
-              <w:pStyle w:val="Compact"/>
-            </w:pPr>
-            <w:r>
-              <w:t xml:space="preserve">Lima, Perú</w:t>
-            </w:r>
-          </w:p>
-        </w:tc>
-      </w:tr>
-      <w:tr>
-        <w:tc>
-          <w:tcPr/>
-          <w:p>
-            <w:pPr>
-              <w:pStyle w:val="Compact"/>
-            </w:pPr>
-            <w:r>
-              <w:t xml:space="preserve">Creación del proyecto con Expo SDK 52 usando la plantilla TypeScript; configuración de</w:t>
-            </w:r>
-            <w:r>
-              <w:t xml:space="preserve"> </w:t>
-            </w:r>
-            <w:r>
-              <w:rPr>
-                <w:rStyle w:val="VerbatimChar"/>
-              </w:rPr>
-              <w:t xml:space="preserve">app.json</w:t>
-            </w:r>
-            <w:r>
-              <w:t xml:space="preserve"> </w:t>
-            </w:r>
-            <w:r>
-              <w:t xml:space="preserve">con bundle ID, permisos de cámara/galería, íconos y splash screen</w:t>
-            </w:r>
-          </w:p>
-        </w:tc>
-        <w:tc>
-          <w:tcPr/>
-          <w:p>
-            <w:pPr>
-              <w:pStyle w:val="Compact"/>
-            </w:pPr>
-            <w:r>
-              <w:t xml:space="preserve">02/03/2026 al 06/03/2026</w:t>
-            </w:r>
-          </w:p>
-        </w:tc>
-        <w:tc>
-          <w:tcPr/>
-          <w:p>
-            <w:pPr>
-              <w:pStyle w:val="Compact"/>
-            </w:pPr>
-            <w:r>
-              <w:t xml:space="preserve">Lima, Perú</w:t>
-            </w:r>
-          </w:p>
-        </w:tc>
-      </w:tr>
-      <w:tr>
-        <w:tc>
-          <w:tcPr/>
-          <w:p>
-            <w:pPr>
-              <w:pStyle w:val="Compact"/>
-            </w:pPr>
-            <w:r>
-              <w:t xml:space="preserve">Configuración de ESLint, Prettier y reglas de TypeScript estrictas (</w:t>
-            </w:r>
-            <w:r>
-              <w:rPr>
-                <w:rStyle w:val="VerbatimChar"/>
-              </w:rPr>
-              <w:t xml:space="preserve">strict: true</w:t>
-            </w:r>
-            <w:r>
-              <w:t xml:space="preserve">); definición de aliases de paths en</w:t>
-            </w:r>
-            <w:r>
-              <w:t xml:space="preserve"> </w:t>
-            </w:r>
-            <w:r>
-              <w:rPr>
-                <w:rStyle w:val="VerbatimChar"/>
-              </w:rPr>
-              <w:t xml:space="preserve">tsconfig.json</w:t>
-            </w:r>
-          </w:p>
-        </w:tc>
-        <w:tc>
-          <w:tcPr/>
-          <w:p>
-            <w:pPr>
-              <w:pStyle w:val="Compact"/>
-            </w:pPr>
-            <w:r>
-              <w:t xml:space="preserve">02/03/2026 al 06/03/2026</w:t>
-            </w:r>
-          </w:p>
-        </w:tc>
-        <w:tc>
-          <w:tcPr/>
-          <w:p>
-            <w:pPr>
-              <w:pStyle w:val="Compact"/>
-            </w:pPr>
-            <w:r>
-              <w:t xml:space="preserve">Lima, Perú</w:t>
-            </w:r>
-          </w:p>
-        </w:tc>
-      </w:tr>
-      <w:tr>
-        <w:tc>
-          <w:tcPr/>
-          <w:p>
-            <w:pPr>
-              <w:pStyle w:val="Compact"/>
-            </w:pPr>
-            <w:r>
-              <w:t xml:space="preserve">Definición de la arquitectura por capas: presentación (pantallas/componentes), dominio (repositorios), infraestructura (HTTP/storage) y contenedor de dependencias</w:t>
-            </w:r>
-          </w:p>
-        </w:tc>
-        <w:tc>
-          <w:tcPr/>
-          <w:p>
-            <w:pPr>
-              <w:pStyle w:val="Compact"/>
-            </w:pPr>
-            <w:r>
-              <w:t xml:space="preserve">02/03/2026 al 06/03/2026</w:t>
-            </w:r>
-          </w:p>
-        </w:tc>
-        <w:tc>
-          <w:tcPr/>
-          <w:p>
-            <w:pPr>
-              <w:pStyle w:val="Compact"/>
-            </w:pPr>
-            <w:r>
-              <w:t xml:space="preserve">Lima, Perú</w:t>
-            </w:r>
-          </w:p>
-        </w:tc>
-      </w:tr>
-      <w:tr>
-        <w:tc>
-          <w:tcPr/>
-          <w:p>
-            <w:pPr>
-              <w:pStyle w:val="Compact"/>
-            </w:pPr>
-            <w:r>
-              <w:t xml:space="preserve">Creación del design system base: tokens de color (primario, neutros, semánticos), tipografía, espaciado y radios de borde en constantes TypeScript</w:t>
-            </w:r>
-          </w:p>
-        </w:tc>
-        <w:tc>
-          <w:tcPr/>
-          <w:p>
-            <w:pPr>
-              <w:pStyle w:val="Compact"/>
-            </w:pPr>
-            <w:r>
-              <w:t xml:space="preserve">02/03/2026 al 06/03/2026</w:t>
-            </w:r>
-          </w:p>
-        </w:tc>
-        <w:tc>
-          <w:tcPr/>
-          <w:p>
-            <w:pPr>
-              <w:pStyle w:val="Compact"/>
-            </w:pPr>
-            <w:r>
-              <w:t xml:space="preserve">Lima, Perú</w:t>
-            </w:r>
-          </w:p>
-        </w:tc>
-      </w:tr>
-      <w:tr>
-        <w:tc>
-          <w:tcPr/>
-          <w:p>
-            <w:pPr>
-              <w:pStyle w:val="Compact"/>
-            </w:pPr>
-            <w:r>
-              <w:t xml:space="preserve">Configuración de Expo Router con estructura de directorios</w:t>
-            </w:r>
-            <w:r>
-              <w:t xml:space="preserve"> </w:t>
-            </w:r>
-            <w:r>
-              <w:rPr>
-                <w:rStyle w:val="VerbatimChar"/>
-              </w:rPr>
-              <w:t xml:space="preserve">(auth)/</w:t>
-            </w:r>
-            <w:r>
-              <w:t xml:space="preserve">,</w:t>
-            </w:r>
-            <w:r>
-              <w:t xml:space="preserve"> </w:t>
-            </w:r>
-            <w:r>
-              <w:rPr>
-                <w:rStyle w:val="VerbatimChar"/>
-              </w:rPr>
-              <w:t xml:space="preserve">(app)/</w:t>
-            </w:r>
-            <w:r>
-              <w:t xml:space="preserve">,</w:t>
-            </w:r>
-            <w:r>
-              <w:t xml:space="preserve"> </w:t>
-            </w:r>
-            <w:r>
-              <w:rPr>
-                <w:rStyle w:val="VerbatimChar"/>
-              </w:rPr>
-              <w:t xml:space="preserve">(tabs)/</w:t>
-            </w:r>
-            <w:r>
-              <w:t xml:space="preserve">; definición del layout raíz con slot y fuentes personalizadas</w:t>
-            </w:r>
-          </w:p>
-        </w:tc>
-        <w:tc>
-          <w:tcPr/>
-          <w:p>
-            <w:pPr>
-              <w:pStyle w:val="Compact"/>
-            </w:pPr>
-            <w:r>
-              <w:t xml:space="preserve">02/03/2026 al 06/03/2026</w:t>
-            </w:r>
-          </w:p>
-        </w:tc>
-        <w:tc>
-          <w:tcPr/>
-          <w:p>
-            <w:pPr>
-              <w:pStyle w:val="Compact"/>
-            </w:pPr>
-            <w:r>
-              <w:t xml:space="preserve">Lima, Perú</w:t>
-            </w:r>
-          </w:p>
-        </w:tc>
-      </w:tr>
-      <w:tr>
-        <w:tc>
-          <w:tcPr/>
-          <w:p>
-            <w:pPr>
-              <w:pStyle w:val="Compact"/>
-            </w:pPr>
-            <w:r>
-              <w:t xml:space="preserve">Creación de la interfaz</w:t>
-            </w:r>
-            <w:r>
-              <w:t xml:space="preserve"> </w:t>
-            </w:r>
-            <w:r>
-              <w:rPr>
-                <w:rStyle w:val="VerbatimChar"/>
-              </w:rPr>
-              <w:t xml:space="preserve">HttpClient</w:t>
-            </w:r>
-            <w:r>
-              <w:t xml:space="preserve"> </w:t>
-            </w:r>
-            <w:r>
-              <w:t xml:space="preserve">y la implementación</w:t>
-            </w:r>
-            <w:r>
-              <w:t xml:space="preserve"> </w:t>
-            </w:r>
-            <w:r>
-              <w:rPr>
-                <w:rStyle w:val="VerbatimChar"/>
-              </w:rPr>
-              <w:t xml:space="preserve">FetchHttpClient</w:t>
-            </w:r>
-            <w:r>
-              <w:t xml:space="preserve"> </w:t>
-            </w:r>
-            <w:r>
-              <w:t xml:space="preserve">con manejo de errores, tipado genérico de respuesta y inyección del token JWT en headers</w:t>
-            </w:r>
-          </w:p>
-        </w:tc>
-        <w:tc>
-          <w:tcPr/>
-          <w:p>
-            <w:pPr>
-              <w:pStyle w:val="Compact"/>
-            </w:pPr>
-            <w:r>
-              <w:t xml:space="preserve">02/03/2026 al 06/03/2026</w:t>
-            </w:r>
-          </w:p>
-        </w:tc>
-        <w:tc>
-          <w:tcPr/>
-          <w:p>
-            <w:pPr>
-              <w:pStyle w:val="Compact"/>
-            </w:pPr>
-            <w:r>
-              <w:t xml:space="preserve">Lima, Perú</w:t>
-            </w:r>
-          </w:p>
-        </w:tc>
-      </w:tr>
-      <w:tr>
-        <w:tc>
-          <w:tcPr/>
-          <w:p>
-            <w:pPr>
-              <w:pStyle w:val="Compact"/>
-            </w:pPr>
-            <w:r>
-              <w:t xml:space="preserve">Implementación del</w:t>
-            </w:r>
-            <w:r>
-              <w:t xml:space="preserve"> </w:t>
-            </w:r>
-            <w:r>
-              <w:rPr>
-                <w:rStyle w:val="VerbatimChar"/>
-              </w:rPr>
-              <w:t xml:space="preserve">AuthContext</w:t>
-            </w:r>
-            <w:r>
-              <w:t xml:space="preserve"> </w:t>
-            </w:r>
-            <w:r>
-              <w:t xml:space="preserve">con estado de sesión, métodos</w:t>
-            </w:r>
-            <w:r>
-              <w:t xml:space="preserve"> </w:t>
-            </w:r>
-            <w:r>
-              <w:rPr>
-                <w:rStyle w:val="VerbatimChar"/>
-              </w:rPr>
-              <w:t xml:space="preserve">login()</w:t>
-            </w:r>
-            <w:r>
-              <w:t xml:space="preserve"> </w:t>
-            </w:r>
-            <w:r>
-              <w:t xml:space="preserve">y</w:t>
-            </w:r>
-            <w:r>
-              <w:t xml:space="preserve"> </w:t>
-            </w:r>
-            <w:r>
-              <w:rPr>
-                <w:rStyle w:val="VerbatimChar"/>
-              </w:rPr>
-              <w:t xml:space="preserve">logout()</w:t>
-            </w:r>
-            <w:r>
-              <w:t xml:space="preserve">; estrategia de almacenamiento: token en</w:t>
-            </w:r>
-            <w:r>
-              <w:t xml:space="preserve"> </w:t>
-            </w:r>
-            <w:r>
-              <w:rPr>
-                <w:rStyle w:val="VerbatimChar"/>
-              </w:rPr>
-              <w:t xml:space="preserve">SecureStore</w:t>
-            </w:r>
-            <w:r>
-              <w:t xml:space="preserve">, datos de usuario en memoria</w:t>
-            </w:r>
-          </w:p>
-        </w:tc>
-        <w:tc>
-          <w:tcPr/>
-          <w:p>
-            <w:pPr>
-              <w:pStyle w:val="Compact"/>
-            </w:pPr>
-            <w:r>
-              <w:t xml:space="preserve">02/03/2026 al 06/03/2026</w:t>
-            </w:r>
-          </w:p>
-        </w:tc>
-        <w:tc>
-          <w:tcPr/>
-          <w:p>
-            <w:pPr>
-              <w:pStyle w:val="Compact"/>
-            </w:pPr>
-            <w:r>
-              <w:t xml:space="preserve">Lima, Perú</w:t>
-            </w:r>
-          </w:p>
-        </w:tc>
-      </w:tr>
-      <w:tr>
-        <w:tc>
-          <w:tcPr/>
-          <w:p>
-            <w:pPr>
-              <w:pStyle w:val="Compact"/>
-            </w:pPr>
-            <w:r>
-              <w:t xml:space="preserve">Configuración de EAS Build con perfiles</w:t>
-            </w:r>
-            <w:r>
-              <w:t xml:space="preserve"> </w:t>
-            </w:r>
-            <w:r>
-              <w:rPr>
-                <w:rStyle w:val="VerbatimChar"/>
-              </w:rPr>
-              <w:t xml:space="preserve">development</w:t>
-            </w:r>
-            <w:r>
-              <w:t xml:space="preserve">,</w:t>
-            </w:r>
-            <w:r>
-              <w:t xml:space="preserve"> </w:t>
-            </w:r>
-            <w:r>
-              <w:rPr>
-                <w:rStyle w:val="VerbatimChar"/>
-              </w:rPr>
-              <w:t xml:space="preserve">preview</w:t>
-            </w:r>
-            <w:r>
-              <w:t xml:space="preserve"> </w:t>
-            </w:r>
-            <w:r>
-              <w:t xml:space="preserve">y</w:t>
-            </w:r>
-            <w:r>
-              <w:t xml:space="preserve"> </w:t>
-            </w:r>
-            <w:r>
-              <w:rPr>
-                <w:rStyle w:val="VerbatimChar"/>
-              </w:rPr>
-              <w:t xml:space="preserve">production</w:t>
-            </w:r>
-            <w:r>
-              <w:t xml:space="preserve"> </w:t>
-            </w:r>
-            <w:r>
-              <w:t xml:space="preserve">en</w:t>
-            </w:r>
-            <w:r>
-              <w:t xml:space="preserve"> </w:t>
-            </w:r>
-            <w:r>
-              <w:rPr>
-                <w:rStyle w:val="VerbatimChar"/>
-              </w:rPr>
-              <w:t xml:space="preserve">eas.json</w:t>
-            </w:r>
-            <w:r>
-              <w:t xml:space="preserve">; configuración de cuenta de Expo y proyecto en la plataforma</w:t>
-            </w:r>
-          </w:p>
-        </w:tc>
-        <w:tc>
-          <w:tcPr/>
-          <w:p>
-            <w:pPr>
-              <w:pStyle w:val="Compact"/>
-            </w:pPr>
-            <w:r>
-              <w:t xml:space="preserve">02/03/2026 al 06/03/2026</w:t>
+              <w:t xml:space="preserve">18/03/2026 al 22/03/2026</w:t>
+            </w:r>
+          </w:p>
+        </w:tc>
+        <w:tc>
+          <w:tcPr/>
+          <w:p>
+            <w:pPr>
+              <w:pStyle w:val="Compact"/>
+            </w:pPr>
+            <w:r>
+              <w:t xml:space="preserve">Lima, Perú</w:t>
+            </w:r>
+          </w:p>
+        </w:tc>
+      </w:tr>
+      <w:tr>
+        <w:tc>
+          <w:tcPr/>
+          <w:p>
+            <w:pPr>
+              <w:pStyle w:val="Compact"/>
+            </w:pPr>
+            <w:r>
+              <w:t xml:space="preserve">Creación del proyecto con Expo SDK 52 usando la plantilla TypeScript; configuración del identificador de la app, permisos de cámara y galería, íconos y splash screen</w:t>
+            </w:r>
+          </w:p>
+        </w:tc>
+        <w:tc>
+          <w:tcPr/>
+          <w:p>
+            <w:pPr>
+              <w:pStyle w:val="Compact"/>
+            </w:pPr>
+            <w:r>
+              <w:t xml:space="preserve">18/03/2026 al 22/03/2026</w:t>
+            </w:r>
+          </w:p>
+        </w:tc>
+        <w:tc>
+          <w:tcPr/>
+          <w:p>
+            <w:pPr>
+              <w:pStyle w:val="Compact"/>
+            </w:pPr>
+            <w:r>
+              <w:t xml:space="preserve">Lima, Perú</w:t>
+            </w:r>
+          </w:p>
+        </w:tc>
+      </w:tr>
+      <w:tr>
+        <w:tc>
+          <w:tcPr/>
+          <w:p>
+            <w:pPr>
+              <w:pStyle w:val="Compact"/>
+            </w:pPr>
+            <w:r>
+              <w:t xml:space="preserve">Configuración de herramientas de calidad de código: linter, formateador y reglas de TypeScript estrictas con alias de paths</w:t>
+            </w:r>
+          </w:p>
+        </w:tc>
+        <w:tc>
+          <w:tcPr/>
+          <w:p>
+            <w:pPr>
+              <w:pStyle w:val="Compact"/>
+            </w:pPr>
+            <w:r>
+              <w:t xml:space="preserve">18/03/2026 al 22/03/2026</w:t>
+            </w:r>
+          </w:p>
+        </w:tc>
+        <w:tc>
+          <w:tcPr/>
+          <w:p>
+            <w:pPr>
+              <w:pStyle w:val="Compact"/>
+            </w:pPr>
+            <w:r>
+              <w:t xml:space="preserve">Lima, Perú</w:t>
+            </w:r>
+          </w:p>
+        </w:tc>
+      </w:tr>
+      <w:tr>
+        <w:tc>
+          <w:tcPr/>
+          <w:p>
+            <w:pPr>
+              <w:pStyle w:val="Compact"/>
+            </w:pPr>
+            <w:r>
+              <w:t xml:space="preserve">Definición de la arquitectura por capas: presentación (pantallas y componentes), dominio (repositorios), infraestructura (cliente HTTP y almacenamiento) y contenedor de dependencias</w:t>
+            </w:r>
+          </w:p>
+        </w:tc>
+        <w:tc>
+          <w:tcPr/>
+          <w:p>
+            <w:pPr>
+              <w:pStyle w:val="Compact"/>
+            </w:pPr>
+            <w:r>
+              <w:t xml:space="preserve">18/03/2026 al 22/03/2026</w:t>
+            </w:r>
+          </w:p>
+        </w:tc>
+        <w:tc>
+          <w:tcPr/>
+          <w:p>
+            <w:pPr>
+              <w:pStyle w:val="Compact"/>
+            </w:pPr>
+            <w:r>
+              <w:t xml:space="preserve">Lima, Perú</w:t>
+            </w:r>
+          </w:p>
+        </w:tc>
+      </w:tr>
+      <w:tr>
+        <w:tc>
+          <w:tcPr/>
+          <w:p>
+            <w:pPr>
+              <w:pStyle w:val="Compact"/>
+            </w:pPr>
+            <w:r>
+              <w:t xml:space="preserve">Creación del sistema de diseño base: paleta de colores, tipografía, espaciado y radios de borde como constantes TypeScript reutilizables</w:t>
+            </w:r>
+          </w:p>
+        </w:tc>
+        <w:tc>
+          <w:tcPr/>
+          <w:p>
+            <w:pPr>
+              <w:pStyle w:val="Compact"/>
+            </w:pPr>
+            <w:r>
+              <w:t xml:space="preserve">18/03/2026 al 22/03/2026</w:t>
+            </w:r>
+          </w:p>
+        </w:tc>
+        <w:tc>
+          <w:tcPr/>
+          <w:p>
+            <w:pPr>
+              <w:pStyle w:val="Compact"/>
+            </w:pPr>
+            <w:r>
+              <w:t xml:space="preserve">Lima, Perú</w:t>
+            </w:r>
+          </w:p>
+        </w:tc>
+      </w:tr>
+      <w:tr>
+        <w:tc>
+          <w:tcPr/>
+          <w:p>
+            <w:pPr>
+              <w:pStyle w:val="Compact"/>
+            </w:pPr>
+            <w:r>
+              <w:t xml:space="preserve">Configuración de Expo Router con la estructura de directorios para rutas de autenticación, rutas protegidas y navegación por tabs</w:t>
+            </w:r>
+          </w:p>
+        </w:tc>
+        <w:tc>
+          <w:tcPr/>
+          <w:p>
+            <w:pPr>
+              <w:pStyle w:val="Compact"/>
+            </w:pPr>
+            <w:r>
+              <w:t xml:space="preserve">18/03/2026 al 22/03/2026</w:t>
+            </w:r>
+          </w:p>
+        </w:tc>
+        <w:tc>
+          <w:tcPr/>
+          <w:p>
+            <w:pPr>
+              <w:pStyle w:val="Compact"/>
+            </w:pPr>
+            <w:r>
+              <w:t xml:space="preserve">Lima, Perú</w:t>
+            </w:r>
+          </w:p>
+        </w:tc>
+      </w:tr>
+      <w:tr>
+        <w:tc>
+          <w:tcPr/>
+          <w:p>
+            <w:pPr>
+              <w:pStyle w:val="Compact"/>
+            </w:pPr>
+            <w:r>
+              <w:t xml:space="preserve">Creación del cliente HTTP: interfaz genérica e implementación concreta con manejo de errores, tipado de respuesta y envío automático del token de sesión en los headers</w:t>
+            </w:r>
+          </w:p>
+        </w:tc>
+        <w:tc>
+          <w:tcPr/>
+          <w:p>
+            <w:pPr>
+              <w:pStyle w:val="Compact"/>
+            </w:pPr>
+            <w:r>
+              <w:t xml:space="preserve">18/03/2026 al 22/03/2026</w:t>
+            </w:r>
+          </w:p>
+        </w:tc>
+        <w:tc>
+          <w:tcPr/>
+          <w:p>
+            <w:pPr>
+              <w:pStyle w:val="Compact"/>
+            </w:pPr>
+            <w:r>
+              <w:t xml:space="preserve">Lima, Perú</w:t>
+            </w:r>
+          </w:p>
+        </w:tc>
+      </w:tr>
+      <w:tr>
+        <w:tc>
+          <w:tcPr/>
+          <w:p>
+            <w:pPr>
+              <w:pStyle w:val="Compact"/>
+            </w:pPr>
+            <w:r>
+              <w:t xml:space="preserve">Implementación del contexto de autenticación con estado de sesión, métodos de inicio y cierre de sesión, y estrategia de almacenamiento seguro del token en el dispositivo</w:t>
+            </w:r>
+          </w:p>
+        </w:tc>
+        <w:tc>
+          <w:tcPr/>
+          <w:p>
+            <w:pPr>
+              <w:pStyle w:val="Compact"/>
+            </w:pPr>
+            <w:r>
+              <w:t xml:space="preserve">18/03/2026 al 22/03/2026</w:t>
             </w:r>
           </w:p>
         </w:tc>
@@ -912,992 +670,7 @@
                 <w:b/>
                 <w:bCs/>
               </w:rPr>
-              <w:t xml:space="preserve">SEMANA 2 — Onboarding, autenticación y navegación principal</w:t>
-            </w:r>
-          </w:p>
-        </w:tc>
-        <w:tc>
-          <w:tcPr/>
-          <w:p>
-            <w:pPr>
-              <w:pStyle w:val="Compact"/>
-            </w:pPr>
-            <w:r>
-              <w:rPr>
-                <w:b/>
-                <w:bCs/>
-              </w:rPr>
-              <w:t xml:space="preserve">09/03/2026 al 13/03/2026</w:t>
-            </w:r>
-          </w:p>
-        </w:tc>
-        <w:tc>
-          <w:tcPr/>
-          <w:p>
-            <w:pPr>
-              <w:pStyle w:val="Compact"/>
-            </w:pPr>
-          </w:p>
-        </w:tc>
-      </w:tr>
-      <w:tr>
-        <w:tc>
-          <w:tcPr/>
-          <w:p>
-            <w:pPr>
-              <w:pStyle w:val="Compact"/>
-            </w:pPr>
-            <w:r>
-              <w:t xml:space="preserve">Implementación del carousel de onboarding con tres pantallas de presentación, animaciones de paginación y botón</w:t>
-            </w:r>
-            <w:r>
-              <w:t xml:space="preserve"> </w:t>
-            </w:r>
-            <w:r>
-              <w:t xml:space="preserve">“Comenzar”</w:t>
-            </w:r>
-          </w:p>
-        </w:tc>
-        <w:tc>
-          <w:tcPr/>
-          <w:p>
-            <w:pPr>
-              <w:pStyle w:val="Compact"/>
-            </w:pPr>
-            <w:r>
-              <w:t xml:space="preserve">09/03/2026 al 13/03/2026</w:t>
-            </w:r>
-          </w:p>
-        </w:tc>
-        <w:tc>
-          <w:tcPr/>
-          <w:p>
-            <w:pPr>
-              <w:pStyle w:val="Compact"/>
-            </w:pPr>
-            <w:r>
-              <w:t xml:space="preserve">Lima, Perú</w:t>
-            </w:r>
-          </w:p>
-        </w:tc>
-      </w:tr>
-      <w:tr>
-        <w:tc>
-          <w:tcPr/>
-          <w:p>
-            <w:pPr>
-              <w:pStyle w:val="Compact"/>
-            </w:pPr>
-            <w:r>
-              <w:t xml:space="preserve">Implementación de la pantalla de login con campo de email, validación en tiempo real y llamada a</w:t>
-            </w:r>
-            <w:r>
-              <w:t xml:space="preserve"> </w:t>
-            </w:r>
-            <w:r>
-              <w:rPr>
-                <w:rStyle w:val="VerbatimChar"/>
-              </w:rPr>
-              <w:t xml:space="preserve">POST /api/auth/request-login-code</w:t>
-            </w:r>
-          </w:p>
-        </w:tc>
-        <w:tc>
-          <w:tcPr/>
-          <w:p>
-            <w:pPr>
-              <w:pStyle w:val="Compact"/>
-            </w:pPr>
-            <w:r>
-              <w:t xml:space="preserve">09/03/2026 al 13/03/2026</w:t>
-            </w:r>
-          </w:p>
-        </w:tc>
-        <w:tc>
-          <w:tcPr/>
-          <w:p>
-            <w:pPr>
-              <w:pStyle w:val="Compact"/>
-            </w:pPr>
-            <w:r>
-              <w:t xml:space="preserve">Lima, Perú</w:t>
-            </w:r>
-          </w:p>
-        </w:tc>
-      </w:tr>
-      <w:tr>
-        <w:tc>
-          <w:tcPr/>
-          <w:p>
-            <w:pPr>
-              <w:pStyle w:val="Compact"/>
-            </w:pPr>
-            <w:r>
-              <w:t xml:space="preserve">Implementación de la pantalla de verificación de código: 6 inputs individuales con foco automático, temporizador de reenvío (60 s) y llamada a</w:t>
-            </w:r>
-            <w:r>
-              <w:t xml:space="preserve"> </w:t>
-            </w:r>
-            <w:r>
-              <w:rPr>
-                <w:rStyle w:val="VerbatimChar"/>
-              </w:rPr>
-              <w:t xml:space="preserve">POST /api/auth/login-code</w:t>
-            </w:r>
-          </w:p>
-        </w:tc>
-        <w:tc>
-          <w:tcPr/>
-          <w:p>
-            <w:pPr>
-              <w:pStyle w:val="Compact"/>
-            </w:pPr>
-            <w:r>
-              <w:t xml:space="preserve">09/03/2026 al 13/03/2026</w:t>
-            </w:r>
-          </w:p>
-        </w:tc>
-        <w:tc>
-          <w:tcPr/>
-          <w:p>
-            <w:pPr>
-              <w:pStyle w:val="Compact"/>
-            </w:pPr>
-            <w:r>
-              <w:t xml:space="preserve">Lima, Perú</w:t>
-            </w:r>
-          </w:p>
-        </w:tc>
-      </w:tr>
-      <w:tr>
-        <w:tc>
-          <w:tcPr/>
-          <w:p>
-            <w:pPr>
-              <w:pStyle w:val="Compact"/>
-            </w:pPr>
-            <w:r>
-              <w:t xml:space="preserve">Creación del</w:t>
-            </w:r>
-            <w:r>
-              <w:t xml:space="preserve"> </w:t>
-            </w:r>
-            <w:r>
-              <w:rPr>
-                <w:rStyle w:val="VerbatimChar"/>
-              </w:rPr>
-              <w:t xml:space="preserve">AuthRepository</w:t>
-            </w:r>
-            <w:r>
-              <w:t xml:space="preserve"> </w:t>
-            </w:r>
-            <w:r>
-              <w:t xml:space="preserve">con los métodos</w:t>
-            </w:r>
-            <w:r>
-              <w:t xml:space="preserve"> </w:t>
-            </w:r>
-            <w:r>
-              <w:rPr>
-                <w:rStyle w:val="VerbatimChar"/>
-              </w:rPr>
-              <w:t xml:space="preserve">requestLoginCode()</w:t>
-            </w:r>
-            <w:r>
-              <w:t xml:space="preserve">,</w:t>
-            </w:r>
-            <w:r>
-              <w:t xml:space="preserve"> </w:t>
-            </w:r>
-            <w:r>
-              <w:rPr>
-                <w:rStyle w:val="VerbatimChar"/>
-              </w:rPr>
-              <w:t xml:space="preserve">verifyCode()</w:t>
-            </w:r>
-            <w:r>
-              <w:t xml:space="preserve"> </w:t>
-            </w:r>
-            <w:r>
-              <w:t xml:space="preserve">y</w:t>
-            </w:r>
-            <w:r>
-              <w:t xml:space="preserve"> </w:t>
-            </w:r>
-            <w:r>
-              <w:rPr>
-                <w:rStyle w:val="VerbatimChar"/>
-              </w:rPr>
-              <w:t xml:space="preserve">logout()</w:t>
-            </w:r>
-            <w:r>
-              <w:t xml:space="preserve">; definición de tipos TypeScript para las respuestas de autenticación</w:t>
-            </w:r>
-          </w:p>
-        </w:tc>
-        <w:tc>
-          <w:tcPr/>
-          <w:p>
-            <w:pPr>
-              <w:pStyle w:val="Compact"/>
-            </w:pPr>
-            <w:r>
-              <w:t xml:space="preserve">09/03/2026 al 13/03/2026</w:t>
-            </w:r>
-          </w:p>
-        </w:tc>
-        <w:tc>
-          <w:tcPr/>
-          <w:p>
-            <w:pPr>
-              <w:pStyle w:val="Compact"/>
-            </w:pPr>
-            <w:r>
-              <w:t xml:space="preserve">Lima, Perú</w:t>
-            </w:r>
-          </w:p>
-        </w:tc>
-      </w:tr>
-      <w:tr>
-        <w:tc>
-          <w:tcPr/>
-          <w:p>
-            <w:pPr>
-              <w:pStyle w:val="Compact"/>
-            </w:pPr>
-            <w:r>
-              <w:t xml:space="preserve">Implementación del contenedor de dependencias (singleton): instancia única de</w:t>
-            </w:r>
-            <w:r>
-              <w:t xml:space="preserve"> </w:t>
-            </w:r>
-            <w:r>
-              <w:rPr>
-                <w:rStyle w:val="VerbatimChar"/>
-              </w:rPr>
-              <w:t xml:space="preserve">FetchHttpClient</w:t>
-            </w:r>
-            <w:r>
-              <w:t xml:space="preserve">,</w:t>
-            </w:r>
-            <w:r>
-              <w:t xml:space="preserve"> </w:t>
-            </w:r>
-            <w:r>
-              <w:rPr>
-                <w:rStyle w:val="VerbatimChar"/>
-              </w:rPr>
-              <w:t xml:space="preserve">AuthRepository</w:t>
-            </w:r>
-            <w:r>
-              <w:t xml:space="preserve"> </w:t>
-            </w:r>
-            <w:r>
-              <w:t xml:space="preserve">y repositorios de dominio compartidos por la app</w:t>
-            </w:r>
-          </w:p>
-        </w:tc>
-        <w:tc>
-          <w:tcPr/>
-          <w:p>
-            <w:pPr>
-              <w:pStyle w:val="Compact"/>
-            </w:pPr>
-            <w:r>
-              <w:t xml:space="preserve">09/03/2026 al 13/03/2026</w:t>
-            </w:r>
-          </w:p>
-        </w:tc>
-        <w:tc>
-          <w:tcPr/>
-          <w:p>
-            <w:pPr>
-              <w:pStyle w:val="Compact"/>
-            </w:pPr>
-            <w:r>
-              <w:t xml:space="preserve">Lima, Perú</w:t>
-            </w:r>
-          </w:p>
-        </w:tc>
-      </w:tr>
-      <w:tr>
-        <w:tc>
-          <w:tcPr/>
-          <w:p>
-            <w:pPr>
-              <w:pStyle w:val="Compact"/>
-            </w:pPr>
-            <w:r>
-              <w:t xml:space="preserve">Implementación de</w:t>
-            </w:r>
-            <w:r>
-              <w:t xml:space="preserve"> </w:t>
-            </w:r>
-            <w:r>
-              <w:rPr>
-                <w:rStyle w:val="VerbatimChar"/>
-              </w:rPr>
-              <w:t xml:space="preserve">AuthSync</w:t>
-            </w:r>
-            <w:r>
-              <w:t xml:space="preserve">: recuperación de sesión desde</w:t>
-            </w:r>
-            <w:r>
-              <w:t xml:space="preserve"> </w:t>
-            </w:r>
-            <w:r>
-              <w:rPr>
-                <w:rStyle w:val="VerbatimChar"/>
-              </w:rPr>
-              <w:t xml:space="preserve">SecureStore</w:t>
-            </w:r>
-            <w:r>
-              <w:t xml:space="preserve"> </w:t>
-            </w:r>
-            <w:r>
-              <w:t xml:space="preserve">al iniciar la app; redirección automática entre</w:t>
-            </w:r>
-            <w:r>
-              <w:t xml:space="preserve"> </w:t>
-            </w:r>
-            <w:r>
-              <w:rPr>
-                <w:rStyle w:val="VerbatimChar"/>
-              </w:rPr>
-              <w:t xml:space="preserve">/(auth)</w:t>
-            </w:r>
-            <w:r>
-              <w:t xml:space="preserve"> </w:t>
-            </w:r>
-            <w:r>
-              <w:t xml:space="preserve">y</w:t>
-            </w:r>
-            <w:r>
-              <w:t xml:space="preserve"> </w:t>
-            </w:r>
-            <w:r>
-              <w:rPr>
-                <w:rStyle w:val="VerbatimChar"/>
-              </w:rPr>
-              <w:t xml:space="preserve">/(app)</w:t>
-            </w:r>
-            <w:r>
-              <w:t xml:space="preserve"> </w:t>
-            </w:r>
-            <w:r>
-              <w:t xml:space="preserve">según estado de sesión</w:t>
-            </w:r>
-          </w:p>
-        </w:tc>
-        <w:tc>
-          <w:tcPr/>
-          <w:p>
-            <w:pPr>
-              <w:pStyle w:val="Compact"/>
-            </w:pPr>
-            <w:r>
-              <w:t xml:space="preserve">09/03/2026 al 13/03/2026</w:t>
-            </w:r>
-          </w:p>
-        </w:tc>
-        <w:tc>
-          <w:tcPr/>
-          <w:p>
-            <w:pPr>
-              <w:pStyle w:val="Compact"/>
-            </w:pPr>
-            <w:r>
-              <w:t xml:space="preserve">Lima, Perú</w:t>
-            </w:r>
-          </w:p>
-        </w:tc>
-      </w:tr>
-      <w:tr>
-        <w:tc>
-          <w:tcPr/>
-          <w:p>
-            <w:pPr>
-              <w:pStyle w:val="Compact"/>
-            </w:pPr>
-            <w:r>
-              <w:t xml:space="preserve">Configuración de la navegación por tabs con Expo Router: iconos, colores activos/inactivos y manejo de historial de navegación dentro de cada tab</w:t>
-            </w:r>
-          </w:p>
-        </w:tc>
-        <w:tc>
-          <w:tcPr/>
-          <w:p>
-            <w:pPr>
-              <w:pStyle w:val="Compact"/>
-            </w:pPr>
-            <w:r>
-              <w:t xml:space="preserve">09/03/2026 al 13/03/2026</w:t>
-            </w:r>
-          </w:p>
-        </w:tc>
-        <w:tc>
-          <w:tcPr/>
-          <w:p>
-            <w:pPr>
-              <w:pStyle w:val="Compact"/>
-            </w:pPr>
-            <w:r>
-              <w:t xml:space="preserve">Lima, Perú</w:t>
-            </w:r>
-          </w:p>
-        </w:tc>
-      </w:tr>
-      <w:tr>
-        <w:tc>
-          <w:tcPr/>
-          <w:p>
-            <w:pPr>
-              <w:pStyle w:val="Compact"/>
-            </w:pPr>
-            <w:r>
-              <w:t xml:space="preserve">Construcción del primer build de desarrollo con</w:t>
-            </w:r>
-            <w:r>
-              <w:t xml:space="preserve"> </w:t>
-            </w:r>
-            <w:r>
-              <w:rPr>
-                <w:rStyle w:val="VerbatimChar"/>
-              </w:rPr>
-              <w:t xml:space="preserve">expo-dev-client</w:t>
-            </w:r>
-            <w:r>
-              <w:t xml:space="preserve"> </w:t>
-            </w:r>
-            <w:r>
-              <w:t xml:space="preserve">para pruebas en dispositivo físico iOS y Android</w:t>
-            </w:r>
-          </w:p>
-        </w:tc>
-        <w:tc>
-          <w:tcPr/>
-          <w:p>
-            <w:pPr>
-              <w:pStyle w:val="Compact"/>
-            </w:pPr>
-            <w:r>
-              <w:t xml:space="preserve">09/03/2026 al 13/03/2026</w:t>
-            </w:r>
-          </w:p>
-        </w:tc>
-        <w:tc>
-          <w:tcPr/>
-          <w:p>
-            <w:pPr>
-              <w:pStyle w:val="Compact"/>
-            </w:pPr>
-            <w:r>
-              <w:t xml:space="preserve">Lima, Perú</w:t>
-            </w:r>
-          </w:p>
-        </w:tc>
-      </w:tr>
-      <w:tr>
-        <w:tc>
-          <w:tcPr/>
-          <w:p>
-            <w:pPr>
-              <w:pStyle w:val="Compact"/>
-            </w:pPr>
-            <w:r>
-              <w:rPr>
-                <w:b/>
-                <w:bCs/>
-              </w:rPr>
-              <w:t xml:space="preserve">SEMANA 3 — Home Feed y módulo de detalle de Evento</w:t>
-            </w:r>
-          </w:p>
-        </w:tc>
-        <w:tc>
-          <w:tcPr/>
-          <w:p>
-            <w:pPr>
-              <w:pStyle w:val="Compact"/>
-            </w:pPr>
-            <w:r>
-              <w:rPr>
-                <w:b/>
-                <w:bCs/>
-              </w:rPr>
-              <w:t xml:space="preserve">16/03/2026 al 20/03/2026</w:t>
-            </w:r>
-          </w:p>
-        </w:tc>
-        <w:tc>
-          <w:tcPr/>
-          <w:p>
-            <w:pPr>
-              <w:pStyle w:val="Compact"/>
-            </w:pPr>
-          </w:p>
-        </w:tc>
-      </w:tr>
-      <w:tr>
-        <w:tc>
-          <w:tcPr/>
-          <w:p>
-            <w:pPr>
-              <w:pStyle w:val="Compact"/>
-            </w:pPr>
-            <w:r>
-              <w:t xml:space="preserve">Creación del</w:t>
-            </w:r>
-            <w:r>
-              <w:t xml:space="preserve"> </w:t>
-            </w:r>
-            <w:r>
-              <w:rPr>
-                <w:rStyle w:val="VerbatimChar"/>
-              </w:rPr>
-              <w:t xml:space="preserve">EventRepository</w:t>
-            </w:r>
-            <w:r>
-              <w:t xml:space="preserve"> </w:t>
-            </w:r>
-            <w:r>
-              <w:t xml:space="preserve">con los métodos</w:t>
-            </w:r>
-            <w:r>
-              <w:t xml:space="preserve"> </w:t>
-            </w:r>
-            <w:r>
-              <w:rPr>
-                <w:rStyle w:val="VerbatimChar"/>
-              </w:rPr>
-              <w:t xml:space="preserve">getHostEvents()</w:t>
-            </w:r>
-            <w:r>
-              <w:t xml:space="preserve">,</w:t>
-            </w:r>
-            <w:r>
-              <w:t xml:space="preserve"> </w:t>
-            </w:r>
-            <w:r>
-              <w:rPr>
-                <w:rStyle w:val="VerbatimChar"/>
-              </w:rPr>
-              <w:t xml:space="preserve">getGuestEvents()</w:t>
-            </w:r>
-            <w:r>
-              <w:t xml:space="preserve">,</w:t>
-            </w:r>
-            <w:r>
-              <w:t xml:space="preserve"> </w:t>
-            </w:r>
-            <w:r>
-              <w:rPr>
-                <w:rStyle w:val="VerbatimChar"/>
-              </w:rPr>
-              <w:t xml:space="preserve">getBanners()</w:t>
-            </w:r>
-            <w:r>
-              <w:t xml:space="preserve"> </w:t>
-            </w:r>
-            <w:r>
-              <w:t xml:space="preserve">y</w:t>
-            </w:r>
-            <w:r>
-              <w:t xml:space="preserve"> </w:t>
-            </w:r>
-            <w:r>
-              <w:rPr>
-                <w:rStyle w:val="VerbatimChar"/>
-              </w:rPr>
-              <w:t xml:space="preserve">getEventDetail()</w:t>
-            </w:r>
-            <w:r>
-              <w:t xml:space="preserve">; tipado completo de las respuestas</w:t>
-            </w:r>
-          </w:p>
-        </w:tc>
-        <w:tc>
-          <w:tcPr/>
-          <w:p>
-            <w:pPr>
-              <w:pStyle w:val="Compact"/>
-            </w:pPr>
-            <w:r>
-              <w:t xml:space="preserve">16/03/2026 al 20/03/2026</w:t>
-            </w:r>
-          </w:p>
-        </w:tc>
-        <w:tc>
-          <w:tcPr/>
-          <w:p>
-            <w:pPr>
-              <w:pStyle w:val="Compact"/>
-            </w:pPr>
-            <w:r>
-              <w:t xml:space="preserve">Lima, Perú</w:t>
-            </w:r>
-          </w:p>
-        </w:tc>
-      </w:tr>
-      <w:tr>
-        <w:tc>
-          <w:tcPr/>
-          <w:p>
-            <w:pPr>
-              <w:pStyle w:val="Compact"/>
-            </w:pPr>
-            <w:r>
-              <w:t xml:space="preserve">Implementación del hook</w:t>
-            </w:r>
-            <w:r>
-              <w:t xml:space="preserve"> </w:t>
-            </w:r>
-            <w:r>
-              <w:rPr>
-                <w:rStyle w:val="VerbatimChar"/>
-              </w:rPr>
-              <w:t xml:space="preserve">useHomeFeed</w:t>
-            </w:r>
-            <w:r>
-              <w:t xml:space="preserve"> </w:t>
-            </w:r>
-            <w:r>
-              <w:t xml:space="preserve">con React Query: llamadas paralelas a host-events y guest-events, agrupación por estado (próximos, activos, pasados)</w:t>
-            </w:r>
-          </w:p>
-        </w:tc>
-        <w:tc>
-          <w:tcPr/>
-          <w:p>
-            <w:pPr>
-              <w:pStyle w:val="Compact"/>
-            </w:pPr>
-            <w:r>
-              <w:t xml:space="preserve">16/03/2026 al 20/03/2026</w:t>
-            </w:r>
-          </w:p>
-        </w:tc>
-        <w:tc>
-          <w:tcPr/>
-          <w:p>
-            <w:pPr>
-              <w:pStyle w:val="Compact"/>
-            </w:pPr>
-            <w:r>
-              <w:t xml:space="preserve">Lima, Perú</w:t>
-            </w:r>
-          </w:p>
-        </w:tc>
-      </w:tr>
-      <w:tr>
-        <w:tc>
-          <w:tcPr/>
-          <w:p>
-            <w:pPr>
-              <w:pStyle w:val="Compact"/>
-            </w:pPr>
-            <w:r>
-              <w:t xml:space="preserve">Construcción del componente</w:t>
-            </w:r>
-            <w:r>
-              <w:t xml:space="preserve"> </w:t>
-            </w:r>
-            <w:r>
-              <w:rPr>
-                <w:rStyle w:val="VerbatimChar"/>
-              </w:rPr>
-              <w:t xml:space="preserve">BannerCarousel</w:t>
-            </w:r>
-            <w:r>
-              <w:t xml:space="preserve"> </w:t>
-            </w:r>
-            <w:r>
-              <w:t xml:space="preserve">(eventos en vivo) y de las tarjetas de evento para el home</w:t>
-            </w:r>
-          </w:p>
-        </w:tc>
-        <w:tc>
-          <w:tcPr/>
-          <w:p>
-            <w:pPr>
-              <w:pStyle w:val="Compact"/>
-            </w:pPr>
-            <w:r>
-              <w:t xml:space="preserve">16/03/2026 al 20/03/2026</w:t>
-            </w:r>
-          </w:p>
-        </w:tc>
-        <w:tc>
-          <w:tcPr/>
-          <w:p>
-            <w:pPr>
-              <w:pStyle w:val="Compact"/>
-            </w:pPr>
-            <w:r>
-              <w:t xml:space="preserve">Lima, Perú</w:t>
-            </w:r>
-          </w:p>
-        </w:tc>
-      </w:tr>
-      <w:tr>
-        <w:tc>
-          <w:tcPr/>
-          <w:p>
-            <w:pPr>
-              <w:pStyle w:val="Compact"/>
-            </w:pPr>
-            <w:r>
-              <w:t xml:space="preserve">Creación del</w:t>
-            </w:r>
-            <w:r>
-              <w:t xml:space="preserve"> </w:t>
-            </w:r>
-            <w:r>
-              <w:rPr>
-                <w:rStyle w:val="VerbatimChar"/>
-              </w:rPr>
-              <w:t xml:space="preserve">EventDetailContext</w:t>
-            </w:r>
-            <w:r>
-              <w:t xml:space="preserve"> </w:t>
-            </w:r>
-            <w:r>
-              <w:t xml:space="preserve">para compartir el estado del evento entre los diferentes tabs del detalle</w:t>
-            </w:r>
-          </w:p>
-        </w:tc>
-        <w:tc>
-          <w:tcPr/>
-          <w:p>
-            <w:pPr>
-              <w:pStyle w:val="Compact"/>
-            </w:pPr>
-            <w:r>
-              <w:t xml:space="preserve">16/03/2026 al 20/03/2026</w:t>
-            </w:r>
-          </w:p>
-        </w:tc>
-        <w:tc>
-          <w:tcPr/>
-          <w:p>
-            <w:pPr>
-              <w:pStyle w:val="Compact"/>
-            </w:pPr>
-            <w:r>
-              <w:t xml:space="preserve">Lima, Perú</w:t>
-            </w:r>
-          </w:p>
-        </w:tc>
-      </w:tr>
-      <w:tr>
-        <w:tc>
-          <w:tcPr/>
-          <w:p>
-            <w:pPr>
-              <w:pStyle w:val="Compact"/>
-            </w:pPr>
-            <w:r>
-              <w:t xml:space="preserve">Implementación de la pantalla de detalle de evento con navegación por tabs: Resumen, Retos, Álbum, Ranking y Participantes</w:t>
-            </w:r>
-          </w:p>
-        </w:tc>
-        <w:tc>
-          <w:tcPr/>
-          <w:p>
-            <w:pPr>
-              <w:pStyle w:val="Compact"/>
-            </w:pPr>
-            <w:r>
-              <w:t xml:space="preserve">16/03/2026 al 20/03/2026</w:t>
-            </w:r>
-          </w:p>
-        </w:tc>
-        <w:tc>
-          <w:tcPr/>
-          <w:p>
-            <w:pPr>
-              <w:pStyle w:val="Compact"/>
-            </w:pPr>
-            <w:r>
-              <w:t xml:space="preserve">Lima, Perú</w:t>
-            </w:r>
-          </w:p>
-        </w:tc>
-      </w:tr>
-      <w:tr>
-        <w:tc>
-          <w:tcPr/>
-          <w:p>
-            <w:pPr>
-              <w:pStyle w:val="Compact"/>
-            </w:pPr>
-            <w:r>
-              <w:t xml:space="preserve">Implementación del tab Resumen: hero con portada, contador regresivo, listado de anfitriones y dirección del evento</w:t>
-            </w:r>
-          </w:p>
-        </w:tc>
-        <w:tc>
-          <w:tcPr/>
-          <w:p>
-            <w:pPr>
-              <w:pStyle w:val="Compact"/>
-            </w:pPr>
-            <w:r>
-              <w:t xml:space="preserve">16/03/2026 al 20/03/2026</w:t>
-            </w:r>
-          </w:p>
-        </w:tc>
-        <w:tc>
-          <w:tcPr/>
-          <w:p>
-            <w:pPr>
-              <w:pStyle w:val="Compact"/>
-            </w:pPr>
-            <w:r>
-              <w:t xml:space="preserve">Lima, Perú</w:t>
-            </w:r>
-          </w:p>
-        </w:tc>
-      </w:tr>
-      <w:tr>
-        <w:tc>
-          <w:tcPr/>
-          <w:p>
-            <w:pPr>
-              <w:pStyle w:val="Compact"/>
-            </w:pPr>
-            <w:r>
-              <w:t xml:space="preserve">Implementación de la pantalla de mapa (</w:t>
-            </w:r>
-            <w:r>
-              <w:rPr>
-                <w:rStyle w:val="VerbatimChar"/>
-              </w:rPr>
-              <w:t xml:space="preserve">EventMapScreen</w:t>
-            </w:r>
-            <w:r>
-              <w:t xml:space="preserve">) con picker de aplicación de navegación (Google Maps, Waze, Apple Maps) configurando</w:t>
-            </w:r>
-            <w:r>
-              <w:t xml:space="preserve"> </w:t>
-            </w:r>
-            <w:r>
-              <w:rPr>
-                <w:rStyle w:val="VerbatimChar"/>
-              </w:rPr>
-              <w:t xml:space="preserve">LSApplicationQueriesSchemes</w:t>
-            </w:r>
-            <w:r>
-              <w:t xml:space="preserve"> </w:t>
-            </w:r>
-            <w:r>
-              <w:t xml:space="preserve">en</w:t>
-            </w:r>
-            <w:r>
-              <w:t xml:space="preserve"> </w:t>
-            </w:r>
-            <w:r>
-              <w:rPr>
-                <w:rStyle w:val="VerbatimChar"/>
-              </w:rPr>
-              <w:t xml:space="preserve">app.json</w:t>
-            </w:r>
-          </w:p>
-        </w:tc>
-        <w:tc>
-          <w:tcPr/>
-          <w:p>
-            <w:pPr>
-              <w:pStyle w:val="Compact"/>
-            </w:pPr>
-            <w:r>
-              <w:t xml:space="preserve">16/03/2026 al 20/03/2026</w:t>
-            </w:r>
-          </w:p>
-        </w:tc>
-        <w:tc>
-          <w:tcPr/>
-          <w:p>
-            <w:pPr>
-              <w:pStyle w:val="Compact"/>
-            </w:pPr>
-            <w:r>
-              <w:t xml:space="preserve">Lima, Perú</w:t>
-            </w:r>
-          </w:p>
-        </w:tc>
-      </w:tr>
-      <w:tr>
-        <w:tc>
-          <w:tcPr/>
-          <w:p>
-            <w:pPr>
-              <w:pStyle w:val="Compact"/>
-            </w:pPr>
-            <w:r>
-              <w:t xml:space="preserve">Implementación del sistema de reacciones: botón flotante</w:t>
-            </w:r>
-            <w:r>
-              <w:t xml:space="preserve"> </w:t>
-            </w:r>
-            <w:r>
-              <w:rPr>
-                <w:rStyle w:val="VerbatimChar"/>
-              </w:rPr>
-              <w:t xml:space="preserve">FloatingReactions</w:t>
-            </w:r>
-            <w:r>
-              <w:t xml:space="preserve"> </w:t>
-            </w:r>
-            <w:r>
-              <w:t xml:space="preserve">con animación de lanzamiento y llamada a</w:t>
-            </w:r>
-            <w:r>
-              <w:t xml:space="preserve"> </w:t>
-            </w:r>
-            <w:r>
-              <w:rPr>
-                <w:rStyle w:val="VerbatimChar"/>
-              </w:rPr>
-              <w:t xml:space="preserve">POST /api/events/{eventId}/reactions</w:t>
-            </w:r>
-          </w:p>
-        </w:tc>
-        <w:tc>
-          <w:tcPr/>
-          <w:p>
-            <w:pPr>
-              <w:pStyle w:val="Compact"/>
-            </w:pPr>
-            <w:r>
-              <w:t xml:space="preserve">16/03/2026 al 20/03/2026</w:t>
-            </w:r>
-          </w:p>
-        </w:tc>
-        <w:tc>
-          <w:tcPr/>
-          <w:p>
-            <w:pPr>
-              <w:pStyle w:val="Compact"/>
-            </w:pPr>
-            <w:r>
-              <w:t xml:space="preserve">Lima, Perú</w:t>
-            </w:r>
-          </w:p>
-        </w:tc>
-      </w:tr>
-      <w:tr>
-        <w:tc>
-          <w:tcPr/>
-          <w:p>
-            <w:pPr>
-              <w:pStyle w:val="Compact"/>
-            </w:pPr>
-            <w:r>
-              <w:rPr>
-                <w:b/>
-                <w:bCs/>
-              </w:rPr>
-              <w:t xml:space="preserve">SEMANA 4 — Módulo de Retos y sistema de puntos</w:t>
+              <w:t xml:space="preserve">SEMANA 2 — Configuración EAS y onboarding</w:t>
             </w:r>
           </w:p>
         </w:tc>
@@ -1933,6 +706,181 @@
               <w:pStyle w:val="Compact"/>
             </w:pPr>
             <w:r>
+              <w:t xml:space="preserve">Configuración de EAS Build con tres perfiles de entorno: desarrollo, vista previa y producción; conexión del proyecto a la plataforma Expo</w:t>
+            </w:r>
+          </w:p>
+        </w:tc>
+        <w:tc>
+          <w:tcPr/>
+          <w:p>
+            <w:pPr>
+              <w:pStyle w:val="Compact"/>
+            </w:pPr>
+            <w:r>
+              <w:t xml:space="preserve">23/03/2026 al 27/03/2026</w:t>
+            </w:r>
+          </w:p>
+        </w:tc>
+        <w:tc>
+          <w:tcPr/>
+          <w:p>
+            <w:pPr>
+              <w:pStyle w:val="Compact"/>
+            </w:pPr>
+            <w:r>
+              <w:t xml:space="preserve">Lima, Perú</w:t>
+            </w:r>
+          </w:p>
+        </w:tc>
+      </w:tr>
+      <w:tr>
+        <w:tc>
+          <w:tcPr/>
+          <w:p>
+            <w:pPr>
+              <w:pStyle w:val="Compact"/>
+            </w:pPr>
+            <w:r>
+              <w:t xml:space="preserve">Generación del primer build de desarrollo con módulos nativos personalizados para pruebas en dispositivos físicos</w:t>
+            </w:r>
+          </w:p>
+        </w:tc>
+        <w:tc>
+          <w:tcPr/>
+          <w:p>
+            <w:pPr>
+              <w:pStyle w:val="Compact"/>
+            </w:pPr>
+            <w:r>
+              <w:t xml:space="preserve">23/03/2026 al 27/03/2026</w:t>
+            </w:r>
+          </w:p>
+        </w:tc>
+        <w:tc>
+          <w:tcPr/>
+          <w:p>
+            <w:pPr>
+              <w:pStyle w:val="Compact"/>
+            </w:pPr>
+            <w:r>
+              <w:t xml:space="preserve">Lima, Perú</w:t>
+            </w:r>
+          </w:p>
+        </w:tc>
+      </w:tr>
+      <w:tr>
+        <w:tc>
+          <w:tcPr/>
+          <w:p>
+            <w:pPr>
+              <w:pStyle w:val="Compact"/>
+            </w:pPr>
+            <w:r>
+              <w:t xml:space="preserve">Implementación del carousel de onboarding con tres pantallas de presentación y animaciones de paginación</w:t>
+            </w:r>
+          </w:p>
+        </w:tc>
+        <w:tc>
+          <w:tcPr/>
+          <w:p>
+            <w:pPr>
+              <w:pStyle w:val="Compact"/>
+            </w:pPr>
+            <w:r>
+              <w:t xml:space="preserve">23/03/2026 al 27/03/2026</w:t>
+            </w:r>
+          </w:p>
+        </w:tc>
+        <w:tc>
+          <w:tcPr/>
+          <w:p>
+            <w:pPr>
+              <w:pStyle w:val="Compact"/>
+            </w:pPr>
+            <w:r>
+              <w:t xml:space="preserve">Lima, Perú</w:t>
+            </w:r>
+          </w:p>
+        </w:tc>
+      </w:tr>
+      <w:tr>
+        <w:tc>
+          <w:tcPr/>
+          <w:p>
+            <w:pPr>
+              <w:pStyle w:val="Compact"/>
+            </w:pPr>
+            <w:r>
+              <w:t xml:space="preserve">Implementación de la pantalla de inicio de sesión con campo de correo y validación en tiempo real</w:t>
+            </w:r>
+          </w:p>
+        </w:tc>
+        <w:tc>
+          <w:tcPr/>
+          <w:p>
+            <w:pPr>
+              <w:pStyle w:val="Compact"/>
+            </w:pPr>
+            <w:r>
+              <w:t xml:space="preserve">23/03/2026 al 27/03/2026</w:t>
+            </w:r>
+          </w:p>
+        </w:tc>
+        <w:tc>
+          <w:tcPr/>
+          <w:p>
+            <w:pPr>
+              <w:pStyle w:val="Compact"/>
+            </w:pPr>
+            <w:r>
+              <w:t xml:space="preserve">Lima, Perú</w:t>
+            </w:r>
+          </w:p>
+        </w:tc>
+      </w:tr>
+      <w:tr>
+        <w:tc>
+          <w:tcPr/>
+          <w:p>
+            <w:pPr>
+              <w:pStyle w:val="Compact"/>
+            </w:pPr>
+            <w:r>
+              <w:t xml:space="preserve">Implementación de la pantalla de verificación de código: seis entradas individuales con foco automático, temporizador de reenvío y manejo de errores</w:t>
+            </w:r>
+          </w:p>
+        </w:tc>
+        <w:tc>
+          <w:tcPr/>
+          <w:p>
+            <w:pPr>
+              <w:pStyle w:val="Compact"/>
+            </w:pPr>
+            <w:r>
+              <w:t xml:space="preserve">23/03/2026 al 27/03/2026</w:t>
+            </w:r>
+          </w:p>
+        </w:tc>
+        <w:tc>
+          <w:tcPr/>
+          <w:p>
+            <w:pPr>
+              <w:pStyle w:val="Compact"/>
+            </w:pPr>
+            <w:r>
+              <w:t xml:space="preserve">Lima, Perú</w:t>
+            </w:r>
+          </w:p>
+        </w:tc>
+      </w:tr>
+      <w:tr>
+        <w:tc>
+          <w:tcPr/>
+          <w:p>
+            <w:pPr>
+              <w:pStyle w:val="Compact"/>
+            </w:pPr>
+            <w:r>
               <w:t xml:space="preserve">Creación del</w:t>
             </w:r>
             <w:r>
@@ -1942,13 +890,13 @@
               <w:rPr>
                 <w:rStyle w:val="VerbatimChar"/>
               </w:rPr>
-              <w:t xml:space="preserve">ChallengeRepository</w:t>
+              <w:t xml:space="preserve">AuthRepository</w:t>
             </w:r>
             <w:r>
               <w:t xml:space="preserve"> </w:t>
             </w:r>
             <w:r>
-              <w:t xml:space="preserve">con métodos para listar, obtener pendientes, crear, editar y responder retos; tipado completo de todas las respuestas</w:t>
+              <w:t xml:space="preserve">con los métodos de solicitud de código, verificación y cierre de sesión; tipado completo de las respuestas</w:t>
             </w:r>
           </w:p>
         </w:tc>
@@ -1983,241 +931,7 @@
               <w:pStyle w:val="Compact"/>
             </w:pPr>
             <w:r>
-              <w:t xml:space="preserve">Implementación del flujo de reto fotográfico: pantalla de instrucciones → cámara/galería → preview de foto → confirmación y subida</w:t>
-            </w:r>
-          </w:p>
-        </w:tc>
-        <w:tc>
-          <w:tcPr/>
-          <w:p>
-            <w:pPr>
-              <w:pStyle w:val="Compact"/>
-            </w:pPr>
-            <w:r>
-              <w:t xml:space="preserve">23/03/2026 al 27/03/2026</w:t>
-            </w:r>
-          </w:p>
-        </w:tc>
-        <w:tc>
-          <w:tcPr/>
-          <w:p>
-            <w:pPr>
-              <w:pStyle w:val="Compact"/>
-            </w:pPr>
-            <w:r>
-              <w:t xml:space="preserve">Lima, Perú</w:t>
-            </w:r>
-          </w:p>
-        </w:tc>
-      </w:tr>
-      <w:tr>
-        <w:tc>
-          <w:tcPr/>
-          <w:p>
-            <w:pPr>
-              <w:pStyle w:val="Compact"/>
-            </w:pPr>
-            <w:r>
-              <w:t xml:space="preserve">Implementación del flujo de reto de trivia: pantalla de pregunta con opciones de selección, confirmación de respuesta y visualización de resultado con puntos obtenidos</w:t>
-            </w:r>
-          </w:p>
-        </w:tc>
-        <w:tc>
-          <w:tcPr/>
-          <w:p>
-            <w:pPr>
-              <w:pStyle w:val="Compact"/>
-            </w:pPr>
-            <w:r>
-              <w:t xml:space="preserve">23/03/2026 al 27/03/2026</w:t>
-            </w:r>
-          </w:p>
-        </w:tc>
-        <w:tc>
-          <w:tcPr/>
-          <w:p>
-            <w:pPr>
-              <w:pStyle w:val="Compact"/>
-            </w:pPr>
-            <w:r>
-              <w:t xml:space="preserve">Lima, Perú</w:t>
-            </w:r>
-          </w:p>
-        </w:tc>
-      </w:tr>
-      <w:tr>
-        <w:tc>
-          <w:tcPr/>
-          <w:p>
-            <w:pPr>
-              <w:pStyle w:val="Compact"/>
-            </w:pPr>
-            <w:r>
-              <w:t xml:space="preserve">Implementación del panel de creación/edición de retos (solo anfitriones): selector de tipo, campos del formulario y gestión de opciones de respuesta con</w:t>
-            </w:r>
-            <w:r>
-              <w:t xml:space="preserve"> </w:t>
-            </w:r>
-            <w:r>
-              <w:rPr>
-                <w:rStyle w:val="VerbatimChar"/>
-              </w:rPr>
-              <w:t xml:space="preserve">PATCH</w:t>
-            </w:r>
-            <w:r>
-              <w:t xml:space="preserve"> </w:t>
-            </w:r>
-            <w:r>
-              <w:t xml:space="preserve">y</w:t>
-            </w:r>
-            <w:r>
-              <w:t xml:space="preserve"> </w:t>
-            </w:r>
-            <w:r>
-              <w:rPr>
-                <w:rStyle w:val="VerbatimChar"/>
-              </w:rPr>
-              <w:t xml:space="preserve">POST</w:t>
-            </w:r>
-          </w:p>
-        </w:tc>
-        <w:tc>
-          <w:tcPr/>
-          <w:p>
-            <w:pPr>
-              <w:pStyle w:val="Compact"/>
-            </w:pPr>
-            <w:r>
-              <w:t xml:space="preserve">23/03/2026 al 27/03/2026</w:t>
-            </w:r>
-          </w:p>
-        </w:tc>
-        <w:tc>
-          <w:tcPr/>
-          <w:p>
-            <w:pPr>
-              <w:pStyle w:val="Compact"/>
-            </w:pPr>
-            <w:r>
-              <w:t xml:space="preserve">Lima, Perú</w:t>
-            </w:r>
-          </w:p>
-        </w:tc>
-      </w:tr>
-      <w:tr>
-        <w:tc>
-          <w:tcPr/>
-          <w:p>
-            <w:pPr>
-              <w:pStyle w:val="Compact"/>
-            </w:pPr>
-            <w:r>
-              <w:t xml:space="preserve">Implementación del tab Álbum: grilla de fotos paginada con soporte de carga infinita; modal de foto completa con contador de likes y botón de like toggle</w:t>
-            </w:r>
-          </w:p>
-        </w:tc>
-        <w:tc>
-          <w:tcPr/>
-          <w:p>
-            <w:pPr>
-              <w:pStyle w:val="Compact"/>
-            </w:pPr>
-            <w:r>
-              <w:t xml:space="preserve">23/03/2026 al 27/03/2026</w:t>
-            </w:r>
-          </w:p>
-        </w:tc>
-        <w:tc>
-          <w:tcPr/>
-          <w:p>
-            <w:pPr>
-              <w:pStyle w:val="Compact"/>
-            </w:pPr>
-            <w:r>
-              <w:t xml:space="preserve">Lima, Perú</w:t>
-            </w:r>
-          </w:p>
-        </w:tc>
-      </w:tr>
-      <w:tr>
-        <w:tc>
-          <w:tcPr/>
-          <w:p>
-            <w:pPr>
-              <w:pStyle w:val="Compact"/>
-            </w:pPr>
-            <w:r>
-              <w:t xml:space="preserve">Implementación del tab Ranking: lista de invitados ordenada por puntos con posición, avatar, nombre y puntaje total</w:t>
-            </w:r>
-          </w:p>
-        </w:tc>
-        <w:tc>
-          <w:tcPr/>
-          <w:p>
-            <w:pPr>
-              <w:pStyle w:val="Compact"/>
-            </w:pPr>
-            <w:r>
-              <w:t xml:space="preserve">23/03/2026 al 27/03/2026</w:t>
-            </w:r>
-          </w:p>
-        </w:tc>
-        <w:tc>
-          <w:tcPr/>
-          <w:p>
-            <w:pPr>
-              <w:pStyle w:val="Compact"/>
-            </w:pPr>
-            <w:r>
-              <w:t xml:space="preserve">Lima, Perú</w:t>
-            </w:r>
-          </w:p>
-        </w:tc>
-      </w:tr>
-      <w:tr>
-        <w:tc>
-          <w:tcPr/>
-          <w:p>
-            <w:pPr>
-              <w:pStyle w:val="Compact"/>
-            </w:pPr>
-            <w:r>
-              <w:t xml:space="preserve">Implementación del sistema de feedback visual al completar retos: animación de confeti y toast con puntos obtenidos</w:t>
-            </w:r>
-          </w:p>
-        </w:tc>
-        <w:tc>
-          <w:tcPr/>
-          <w:p>
-            <w:pPr>
-              <w:pStyle w:val="Compact"/>
-            </w:pPr>
-            <w:r>
-              <w:t xml:space="preserve">23/03/2026 al 27/03/2026</w:t>
-            </w:r>
-          </w:p>
-        </w:tc>
-        <w:tc>
-          <w:tcPr/>
-          <w:p>
-            <w:pPr>
-              <w:pStyle w:val="Compact"/>
-            </w:pPr>
-            <w:r>
-              <w:t xml:space="preserve">Lima, Perú</w:t>
-            </w:r>
-          </w:p>
-        </w:tc>
-      </w:tr>
-      <w:tr>
-        <w:tc>
-          <w:tcPr/>
-          <w:p>
-            <w:pPr>
-              <w:pStyle w:val="Compact"/>
-            </w:pPr>
-            <w:r>
-              <w:t xml:space="preserve">Integración de sugerencias de retos: llamadas a los endpoints de sugerencias de preguntas y fotos para el flujo de creación</w:t>
+              <w:t xml:space="preserve">Implementación de la recuperación de sesión al iniciar la app y redirección automática al home o al login según el estado de autenticación</w:t>
             </w:r>
           </w:p>
         </w:tc>
@@ -2256,7 +970,7 @@
                 <w:b/>
                 <w:bCs/>
               </w:rPr>
-              <w:t xml:space="preserve">SEMANA 5 — Internacionalización, perfil y analytics</w:t>
+              <w:t xml:space="preserve">SEMANA 3 — Autenticación completa y navegación principal</w:t>
             </w:r>
           </w:p>
         </w:tc>
@@ -2292,52 +1006,7 @@
               <w:pStyle w:val="Compact"/>
             </w:pPr>
             <w:r>
-              <w:t xml:space="preserve">Integración de</w:t>
-            </w:r>
-            <w:r>
-              <w:t xml:space="preserve"> </w:t>
-            </w:r>
-            <w:r>
-              <w:rPr>
-                <w:rStyle w:val="VerbatimChar"/>
-              </w:rPr>
-              <w:t xml:space="preserve">i18next</w:t>
-            </w:r>
-            <w:r>
-              <w:t xml:space="preserve"> </w:t>
-            </w:r>
-            <w:r>
-              <w:t xml:space="preserve">y</w:t>
-            </w:r>
-            <w:r>
-              <w:t xml:space="preserve"> </w:t>
-            </w:r>
-            <w:r>
-              <w:rPr>
-                <w:rStyle w:val="VerbatimChar"/>
-              </w:rPr>
-              <w:t xml:space="preserve">react-i18next</w:t>
-            </w:r>
-            <w:r>
-              <w:t xml:space="preserve"> </w:t>
-            </w:r>
-            <w:r>
-              <w:t xml:space="preserve">con</w:t>
-            </w:r>
-            <w:r>
-              <w:t xml:space="preserve"> </w:t>
-            </w:r>
-            <w:r>
-              <w:rPr>
-                <w:rStyle w:val="VerbatimChar"/>
-              </w:rPr>
-              <w:t xml:space="preserve">expo-localization</w:t>
-            </w:r>
-            <w:r>
-              <w:t xml:space="preserve"> </w:t>
-            </w:r>
-            <w:r>
-              <w:t xml:space="preserve">para detección automática del idioma del dispositivo</w:t>
+              <w:t xml:space="preserve">Implementación del contenedor de dependencias con instancias únicas compartidas por toda la aplicación</w:t>
             </w:r>
           </w:p>
         </w:tc>
@@ -2372,37 +1041,7 @@
               <w:pStyle w:val="Compact"/>
             </w:pPr>
             <w:r>
-              <w:t xml:space="preserve">Creación de los archivos de traducción</w:t>
-            </w:r>
-            <w:r>
-              <w:t xml:space="preserve"> </w:t>
-            </w:r>
-            <w:r>
-              <w:rPr>
-                <w:rStyle w:val="VerbatimChar"/>
-              </w:rPr>
-              <w:t xml:space="preserve">en.json</w:t>
-            </w:r>
-            <w:r>
-              <w:t xml:space="preserve"> </w:t>
-            </w:r>
-            <w:r>
-              <w:t xml:space="preserve">y</w:t>
-            </w:r>
-            <w:r>
-              <w:t xml:space="preserve"> </w:t>
-            </w:r>
-            <w:r>
-              <w:rPr>
-                <w:rStyle w:val="VerbatimChar"/>
-              </w:rPr>
-              <w:t xml:space="preserve">es.json</w:t>
-            </w:r>
-            <w:r>
-              <w:t xml:space="preserve"> </w:t>
-            </w:r>
-            <w:r>
-              <w:t xml:space="preserve">con más de 200 claves; reemplazo de todos los strings hardcodeados en la aplicación</w:t>
+              <w:t xml:space="preserve">Construcción del layout raíz con carga de fuentes personalizadas, proveedor del contexto de autenticación y pantalla de splash mientras se restaura la sesión</w:t>
             </w:r>
           </w:p>
         </w:tc>
@@ -2437,7 +1076,7 @@
               <w:pStyle w:val="Compact"/>
             </w:pPr>
             <w:r>
-              <w:t xml:space="preserve">Implementación de la pantalla de perfil: datos del usuario, selector de idioma, opciones de menú y botón de cerrar sesión</w:t>
+              <w:t xml:space="preserve">Configuración de la navegación por tabs con Expo Router: iconos, colores activos e inactivos y manejo del historial de navegación</w:t>
             </w:r>
           </w:p>
         </w:tc>
@@ -2472,22 +1111,7 @@
               <w:pStyle w:val="Compact"/>
             </w:pPr>
             <w:r>
-              <w:t xml:space="preserve">Implementación de la pantalla de edición de perfil: campo de nombre y subida de avatar con compresión via</w:t>
-            </w:r>
-            <w:r>
-              <w:t xml:space="preserve"> </w:t>
-            </w:r>
-            <w:r>
-              <w:rPr>
-                <w:rStyle w:val="VerbatimChar"/>
-              </w:rPr>
-              <w:t xml:space="preserve">expo-image-manipulator</w:t>
-            </w:r>
-            <w:r>
-              <w:t xml:space="preserve"> </w:t>
-            </w:r>
-            <w:r>
-              <w:t xml:space="preserve">antes de subir a S3</w:t>
+              <w:t xml:space="preserve">Implementación de la protección de rutas: usuarios no autenticados son redirigidos automáticamente al flujo de inicio de sesión</w:t>
             </w:r>
           </w:p>
         </w:tc>
@@ -2522,61 +1146,7 @@
               <w:pStyle w:val="Compact"/>
             </w:pPr>
             <w:r>
-              <w:t xml:space="preserve">Integración de Mixpanel SDK: módulo</w:t>
-            </w:r>
-            <w:r>
-              <w:t xml:space="preserve"> </w:t>
-            </w:r>
-            <w:r>
-              <w:rPr>
-                <w:rStyle w:val="VerbatimChar"/>
-              </w:rPr>
-              <w:t xml:space="preserve">analytics</w:t>
-            </w:r>
-            <w:r>
-              <w:t xml:space="preserve"> </w:t>
-            </w:r>
-            <w:r>
-              <w:t xml:space="preserve">con funciones</w:t>
-            </w:r>
-            <w:r>
-              <w:t xml:space="preserve"> </w:t>
-            </w:r>
-            <w:r>
-              <w:rPr>
-                <w:rStyle w:val="VerbatimChar"/>
-              </w:rPr>
-              <w:t xml:space="preserve">trackPageView()</w:t>
-            </w:r>
-            <w:r>
-              <w:t xml:space="preserve">,</w:t>
-            </w:r>
-            <w:r>
-              <w:t xml:space="preserve"> </w:t>
-            </w:r>
-            <w:r>
-              <w:rPr>
-                <w:rStyle w:val="VerbatimChar"/>
-              </w:rPr>
-              <w:t xml:space="preserve">trackAction()</w:t>
-            </w:r>
-            <w:r>
-              <w:t xml:space="preserve"> </w:t>
-            </w:r>
-            <w:r>
-              <w:t xml:space="preserve">e</w:t>
-            </w:r>
-            <w:r>
-              <w:t xml:space="preserve"> </w:t>
-            </w:r>
-            <w:r>
-              <w:rPr>
-                <w:rStyle w:val="VerbatimChar"/>
-              </w:rPr>
-              <w:t xml:space="preserve">identifyUser()</w:t>
-            </w:r>
-            <w:r>
-              <w:t xml:space="preserve">; configuración del token según ambiente</w:t>
+              <w:t xml:space="preserve">Pruebas del flujo completo de autenticación en dispositivos iOS y Android: solicitud de código, verificación, acceso al home y cierre de sesión</w:t>
             </w:r>
           </w:p>
         </w:tc>
@@ -2611,22 +1181,7 @@
               <w:pStyle w:val="Compact"/>
             </w:pPr>
             <w:r>
-              <w:t xml:space="preserve">Implementación del</w:t>
-            </w:r>
-            <w:r>
-              <w:t xml:space="preserve"> </w:t>
-            </w:r>
-            <w:r>
-              <w:rPr>
-                <w:rStyle w:val="VerbatimChar"/>
-              </w:rPr>
-              <w:t xml:space="preserve">RouteObserver</w:t>
-            </w:r>
-            <w:r>
-              <w:t xml:space="preserve"> </w:t>
-            </w:r>
-            <w:r>
-              <w:t xml:space="preserve">para tracking automático de navegación de pantallas en Mixpanel sin instrumentación manual por pantalla</w:t>
+              <w:t xml:space="preserve">Ajustes de experiencia de usuario en el flujo de autenticación: comportamiento del teclado, mensajes de error y estados de carga</w:t>
             </w:r>
           </w:p>
         </w:tc>
@@ -2661,84 +1216,7 @@
               <w:pStyle w:val="Compact"/>
             </w:pPr>
             <w:r>
-              <w:t xml:space="preserve">Implementación de la pantalla de lista de notificaciones: listado paginado, estado de leído/no leído e indicador de notificaciones pendientes en el tab</w:t>
-            </w:r>
-          </w:p>
-        </w:tc>
-        <w:tc>
-          <w:tcPr/>
-          <w:p>
-            <w:pPr>
-              <w:pStyle w:val="Compact"/>
-            </w:pPr>
-            <w:r>
-              <w:t xml:space="preserve">30/03/2026 al 03/04/2026</w:t>
-            </w:r>
-          </w:p>
-        </w:tc>
-        <w:tc>
-          <w:tcPr/>
-          <w:p>
-            <w:pPr>
-              <w:pStyle w:val="Compact"/>
-            </w:pPr>
-            <w:r>
-              <w:t xml:space="preserve">Lima, Perú</w:t>
-            </w:r>
-          </w:p>
-        </w:tc>
-      </w:tr>
-      <w:tr>
-        <w:tc>
-          <w:tcPr/>
-          <w:p>
-            <w:pPr>
-              <w:pStyle w:val="Compact"/>
-            </w:pPr>
-            <w:r>
-              <w:t xml:space="preserve">Creación del</w:t>
-            </w:r>
-            <w:r>
-              <w:t xml:space="preserve"> </w:t>
-            </w:r>
-            <w:r>
-              <w:rPr>
-                <w:rStyle w:val="VerbatimChar"/>
-              </w:rPr>
-              <w:t xml:space="preserve">NotificationRepository</w:t>
-            </w:r>
-            <w:r>
-              <w:t xml:space="preserve"> </w:t>
-            </w:r>
-            <w:r>
-              <w:t xml:space="preserve">con</w:t>
-            </w:r>
-            <w:r>
-              <w:t xml:space="preserve"> </w:t>
-            </w:r>
-            <w:r>
-              <w:rPr>
-                <w:rStyle w:val="VerbatimChar"/>
-              </w:rPr>
-              <w:t xml:space="preserve">getNotifications()</w:t>
-            </w:r>
-            <w:r>
-              <w:t xml:space="preserve"> </w:t>
-            </w:r>
-            <w:r>
-              <w:t xml:space="preserve">(paginado) y</w:t>
-            </w:r>
-            <w:r>
-              <w:t xml:space="preserve"> </w:t>
-            </w:r>
-            <w:r>
-              <w:rPr>
-                <w:rStyle w:val="VerbatimChar"/>
-              </w:rPr>
-              <w:t xml:space="preserve">markAsRead()</w:t>
-            </w:r>
-            <w:r>
-              <w:t xml:space="preserve">; implementación del hook de polling para contador de no leídas</w:t>
+              <w:t xml:space="preserve">Actualización del build de desarrollo con los módulos nativos configurados para las siguientes etapas del proyecto</w:t>
             </w:r>
           </w:p>
         </w:tc>
@@ -2777,7 +1255,7 @@
                 <w:b/>
                 <w:bCs/>
               </w:rPr>
-              <w:t xml:space="preserve">SEMANA 6 — Push notifications y búsqueda de fotos por selfie</w:t>
+              <w:t xml:space="preserve">SEMANA 4 — Home Feed</w:t>
             </w:r>
           </w:p>
         </w:tc>
@@ -2813,7 +1291,7 @@
               <w:pStyle w:val="Compact"/>
             </w:pPr>
             <w:r>
-              <w:t xml:space="preserve">Integración de</w:t>
+              <w:t xml:space="preserve">Creación del</w:t>
             </w:r>
             <w:r>
               <w:t xml:space="preserve"> </w:t>
@@ -2822,19 +1300,13 @@
               <w:rPr>
                 <w:rStyle w:val="VerbatimChar"/>
               </w:rPr>
-              <w:t xml:space="preserve">expo-notifications</w:t>
-            </w:r>
-            <w:r>
-              <w:t xml:space="preserve">: solicitud de permisos en primer login, obtención del push token Expo y envío a</w:t>
+              <w:t xml:space="preserve">EventRepository</w:t>
             </w:r>
             <w:r>
               <w:t xml:space="preserve"> </w:t>
             </w:r>
             <w:r>
-              <w:rPr>
-                <w:rStyle w:val="VerbatimChar"/>
-              </w:rPr>
-              <w:t xml:space="preserve">POST /api/user/push-token</w:t>
+              <w:t xml:space="preserve">con los métodos de listado de banners, eventos como anfitrión y eventos como invitado; tipado completo de las respuestas</w:t>
             </w:r>
           </w:p>
         </w:tc>
@@ -2869,22 +1341,7 @@
               <w:pStyle w:val="Compact"/>
             </w:pPr>
             <w:r>
-              <w:t xml:space="preserve">Implementación del ciclo de vida del push token: registro al autenticarse, eliminación en</w:t>
-            </w:r>
-            <w:r>
-              <w:t xml:space="preserve"> </w:t>
-            </w:r>
-            <w:r>
-              <w:rPr>
-                <w:rStyle w:val="VerbatimChar"/>
-              </w:rPr>
-              <w:t xml:space="preserve">DELETE /api/user/push-token</w:t>
-            </w:r>
-            <w:r>
-              <w:t xml:space="preserve"> </w:t>
-            </w:r>
-            <w:r>
-              <w:t xml:space="preserve">al cerrar sesión</w:t>
+              <w:t xml:space="preserve">Configuración de React Query como gestor de estado del servidor: tiempos de caché, política de reintentos y comportamiento en segundo plano</w:t>
             </w:r>
           </w:p>
         </w:tc>
@@ -2919,19 +1376,7 @@
               <w:pStyle w:val="Compact"/>
             </w:pPr>
             <w:r>
-              <w:t xml:space="preserve">Implementación del handler de notificaciones en foreground (muestra un toast) y en background/killed (navega a la pantalla correspondiente usando</w:t>
-            </w:r>
-            <w:r>
-              <w:t xml:space="preserve"> </w:t>
-            </w:r>
-            <w:r>
-              <w:rPr>
-                <w:rStyle w:val="VerbatimChar"/>
-              </w:rPr>
-              <w:t xml:space="preserve">data.action</w:t>
-            </w:r>
-            <w:r>
-              <w:t xml:space="preserve">)</w:t>
+              <w:t xml:space="preserve">Implementación del hook de home con llamadas paralelas a los tres endpoints y agrupación de eventos por estado: próximos, activos y pasados</w:t>
             </w:r>
           </w:p>
         </w:tc>
@@ -2966,22 +1411,7 @@
               <w:pStyle w:val="Compact"/>
             </w:pPr>
             <w:r>
-              <w:t xml:space="preserve">Implementación del flujo de búsqueda de fotos por selfie: captura de foto →</w:t>
-            </w:r>
-            <w:r>
-              <w:t xml:space="preserve"> </w:t>
-            </w:r>
-            <w:r>
-              <w:rPr>
-                <w:rStyle w:val="VerbatimChar"/>
-              </w:rPr>
-              <w:t xml:space="preserve">POST /api/events/{eventId}/media/search</w:t>
-            </w:r>
-            <w:r>
-              <w:t xml:space="preserve"> </w:t>
-            </w:r>
-            <w:r>
-              <w:t xml:space="preserve">→ grilla de resultados filtrados</w:t>
+              <w:t xml:space="preserve">Construcción del componente de carrusel de banners para mostrar los eventos en vivo en la parte superior del home</w:t>
             </w:r>
           </w:p>
         </w:tc>
@@ -3016,73 +1446,7 @@
               <w:pStyle w:val="Compact"/>
             </w:pPr>
             <w:r>
-              <w:t xml:space="preserve">Configuración de</w:t>
-            </w:r>
-            <w:r>
-              <w:t xml:space="preserve"> </w:t>
-            </w:r>
-            <w:r>
-              <w:rPr>
-                <w:rStyle w:val="VerbatimChar"/>
-              </w:rPr>
-              <w:t xml:space="preserve">QueryClient</w:t>
-            </w:r>
-            <w:r>
-              <w:t xml:space="preserve"> </w:t>
-            </w:r>
-            <w:r>
-              <w:t xml:space="preserve">de React Query:</w:t>
-            </w:r>
-            <w:r>
-              <w:t xml:space="preserve"> </w:t>
-            </w:r>
-            <w:r>
-              <w:rPr>
-                <w:rStyle w:val="VerbatimChar"/>
-              </w:rPr>
-              <w:t xml:space="preserve">staleTime</w:t>
-            </w:r>
-            <w:r>
-              <w:t xml:space="preserve">,</w:t>
-            </w:r>
-            <w:r>
-              <w:t xml:space="preserve"> </w:t>
-            </w:r>
-            <w:r>
-              <w:rPr>
-                <w:rStyle w:val="VerbatimChar"/>
-              </w:rPr>
-              <w:t xml:space="preserve">cacheTime</w:t>
-            </w:r>
-            <w:r>
-              <w:t xml:space="preserve"> </w:t>
-            </w:r>
-            <w:r>
-              <w:t xml:space="preserve">y configuración de reintentos; migración de llamadas directas a hooks con</w:t>
-            </w:r>
-            <w:r>
-              <w:t xml:space="preserve"> </w:t>
-            </w:r>
-            <w:r>
-              <w:rPr>
-                <w:rStyle w:val="VerbatimChar"/>
-              </w:rPr>
-              <w:t xml:space="preserve">useQuery</w:t>
-            </w:r>
-            <w:r>
-              <w:t xml:space="preserve"> </w:t>
-            </w:r>
-            <w:r>
-              <w:t xml:space="preserve">e</w:t>
-            </w:r>
-            <w:r>
-              <w:t xml:space="preserve"> </w:t>
-            </w:r>
-            <w:r>
-              <w:rPr>
-                <w:rStyle w:val="VerbatimChar"/>
-              </w:rPr>
-              <w:t xml:space="preserve">useInfiniteQuery</w:t>
+              <w:t xml:space="preserve">Construcción de las tarjetas de evento para el listado del home con imagen de portada, nombre y fecha</w:t>
             </w:r>
           </w:p>
         </w:tc>
@@ -3117,7 +1481,7 @@
               <w:pStyle w:val="Compact"/>
             </w:pPr>
             <w:r>
-              <w:t xml:space="preserve">Implementación de la invalidación de caché de React Query al completar retos fotográficos (invalida queries de álbum y ranking)</w:t>
+              <w:t xml:space="preserve">Implementación de los estados de carga y error en la pantalla de inicio</w:t>
             </w:r>
           </w:p>
         </w:tc>
@@ -3152,22 +1516,7 @@
               <w:pStyle w:val="Compact"/>
             </w:pPr>
             <w:r>
-              <w:t xml:space="preserve">Integración de</w:t>
-            </w:r>
-            <w:r>
-              <w:t xml:space="preserve"> </w:t>
-            </w:r>
-            <w:r>
-              <w:rPr>
-                <w:rStyle w:val="VerbatimChar"/>
-              </w:rPr>
-              <w:t xml:space="preserve">expo-dev-client</w:t>
-            </w:r>
-            <w:r>
-              <w:t xml:space="preserve"> </w:t>
-            </w:r>
-            <w:r>
-              <w:t xml:space="preserve">en el perfil de desarrollo de EAS para generación de builds de prueba con módulos nativos personalizados</w:t>
+              <w:t xml:space="preserve">Navegación al detalle del evento al seleccionar una tarjeta del home</w:t>
             </w:r>
           </w:p>
         </w:tc>
@@ -3206,7 +1555,7 @@
                 <w:b/>
                 <w:bCs/>
               </w:rPr>
-              <w:t xml:space="preserve">SEMANA 7 — Soporte Android, builds de producción y tiendas</w:t>
+              <w:t xml:space="preserve">SEMANA 5 — Módulo de detalle de Evento</w:t>
             </w:r>
           </w:p>
         </w:tc>
@@ -3242,22 +1591,7 @@
               <w:pStyle w:val="Compact"/>
             </w:pPr>
             <w:r>
-              <w:t xml:space="preserve">Configuración de restricción de orientación (portrait-only) y soporte exclusivo de teléfonos en</w:t>
-            </w:r>
-            <w:r>
-              <w:t xml:space="preserve"> </w:t>
-            </w:r>
-            <w:r>
-              <w:rPr>
-                <w:rStyle w:val="VerbatimChar"/>
-              </w:rPr>
-              <w:t xml:space="preserve">app.json</w:t>
-            </w:r>
-            <w:r>
-              <w:t xml:space="preserve"> </w:t>
-            </w:r>
-            <w:r>
-              <w:t xml:space="preserve">para las plataformas iOS y Android</w:t>
+              <w:t xml:space="preserve">Creación del método de detalle de evento en el repositorio y del contexto de evento para compartir el estado entre los diferentes tabs</w:t>
             </w:r>
           </w:p>
         </w:tc>
@@ -3292,19 +1626,7 @@
               <w:pStyle w:val="Compact"/>
             </w:pPr>
             <w:r>
-              <w:t xml:space="preserve">Configuración del build de producción iOS en</w:t>
-            </w:r>
-            <w:r>
-              <w:t xml:space="preserve"> </w:t>
-            </w:r>
-            <w:r>
-              <w:rPr>
-                <w:rStyle w:val="VerbatimChar"/>
-              </w:rPr>
-              <w:t xml:space="preserve">eas.json</w:t>
-            </w:r>
-            <w:r>
-              <w:t xml:space="preserve">: certificados y provisioning profiles gestionados por EAS, configuración del bundle ID y del equipo de desarrollo</w:t>
+              <w:t xml:space="preserve">Implementación de la pantalla de detalle con navegación por tabs: Resumen, Retos, Álbum, Ranking y Participantes</w:t>
             </w:r>
           </w:p>
         </w:tc>
@@ -3339,19 +1661,7 @@
               <w:pStyle w:val="Compact"/>
             </w:pPr>
             <w:r>
-              <w:t xml:space="preserve">Configuración del build de producción Android en</w:t>
-            </w:r>
-            <w:r>
-              <w:t xml:space="preserve"> </w:t>
-            </w:r>
-            <w:r>
-              <w:rPr>
-                <w:rStyle w:val="VerbatimChar"/>
-              </w:rPr>
-              <w:t xml:space="preserve">eas.json</w:t>
-            </w:r>
-            <w:r>
-              <w:t xml:space="preserve">: generación y almacenamiento del keystore en EAS, build en formato AAB para Google Play</w:t>
+              <w:t xml:space="preserve">Implementación del tab Resumen: imagen de portada, contador regresivo hasta el inicio del evento, anfitriones y dirección</w:t>
             </w:r>
           </w:p>
         </w:tc>
@@ -3386,7 +1696,7 @@
               <w:pStyle w:val="Compact"/>
             </w:pPr>
             <w:r>
-              <w:t xml:space="preserve">Actualización de íconos, splash screen y assets de branding para los builds de producción en ambas plataformas</w:t>
+              <w:t xml:space="preserve">Implementación de la pantalla de mapa con selector de aplicación de navegación: permite abrir la dirección del evento en Google Maps, Waze o Apple Maps</w:t>
             </w:r>
           </w:p>
         </w:tc>
@@ -3421,7 +1731,7 @@
               <w:pStyle w:val="Compact"/>
             </w:pPr>
             <w:r>
-              <w:t xml:space="preserve">Configuración de App Store Connect: API key para envío automatizado con EAS Submit; configuración de la ficha de la app (nombre, descripción, capturas)</w:t>
+              <w:t xml:space="preserve">Configuración de los esquemas de URL permitidos para abrir las aplicaciones de navegación externas desde la app</w:t>
             </w:r>
           </w:p>
         </w:tc>
@@ -3456,7 +1766,7 @@
               <w:pStyle w:val="Compact"/>
             </w:pPr>
             <w:r>
-              <w:t xml:space="preserve">Configuración de la cuenta de servicio de Google Play para envío automatizado con EAS Submit al track de pruebas internas</w:t>
+              <w:t xml:space="preserve">Implementación del listado de participantes del evento con avatar y nombre</w:t>
             </w:r>
           </w:p>
         </w:tc>
@@ -3491,7 +1801,7 @@
               <w:pStyle w:val="Compact"/>
             </w:pPr>
             <w:r>
-              <w:t xml:space="preserve">Revisión y limpieza final del código: eliminación de console.log, verificación de tipos TypeScript y formateo con Prettier en todos los componentes</w:t>
+              <w:t xml:space="preserve">Implementación del sistema de reacciones: botón flotante con animación de lanzamiento al presionar y llamada al endpoint correspondiente</w:t>
             </w:r>
           </w:p>
         </w:tc>
@@ -3530,7 +1840,7 @@
                 <w:b/>
                 <w:bCs/>
               </w:rPr>
-              <w:t xml:space="preserve">SEMANA 8 — Builds de producción, envío a tiendas y cierre</w:t>
+              <w:t xml:space="preserve">SEMANA 6 — Módulo de Retos</w:t>
             </w:r>
           </w:p>
         </w:tc>
@@ -3566,288 +1876,1868 @@
               <w:pStyle w:val="Compact"/>
             </w:pPr>
             <w:r>
-              <w:t xml:space="preserve">Ejecución del build de producción iOS con EAS Build (</w:t>
-            </w:r>
+              <w:t xml:space="preserve">Creación del repositorio de retos con métodos para todas las operaciones del módulo: listado, pendientes, detalle, creación, edición y respuesta</w:t>
+            </w:r>
+          </w:p>
+        </w:tc>
+        <w:tc>
+          <w:tcPr/>
+          <w:p>
+            <w:pPr>
+              <w:pStyle w:val="Compact"/>
+            </w:pPr>
+            <w:r>
+              <w:t xml:space="preserve">20/04/2026 al 24/04/2026</w:t>
+            </w:r>
+          </w:p>
+        </w:tc>
+        <w:tc>
+          <w:tcPr/>
+          <w:p>
+            <w:pPr>
+              <w:pStyle w:val="Compact"/>
+            </w:pPr>
+            <w:r>
+              <w:t xml:space="preserve">Lima, Perú</w:t>
+            </w:r>
+          </w:p>
+        </w:tc>
+      </w:tr>
+      <w:tr>
+        <w:tc>
+          <w:tcPr/>
+          <w:p>
+            <w:pPr>
+              <w:pStyle w:val="Compact"/>
+            </w:pPr>
+            <w:r>
+              <w:t xml:space="preserve">Implementación del tab de listado de retos con separación visual de retos completados y pendientes</w:t>
+            </w:r>
+          </w:p>
+        </w:tc>
+        <w:tc>
+          <w:tcPr/>
+          <w:p>
+            <w:pPr>
+              <w:pStyle w:val="Compact"/>
+            </w:pPr>
+            <w:r>
+              <w:t xml:space="preserve">20/04/2026 al 24/04/2026</w:t>
+            </w:r>
+          </w:p>
+        </w:tc>
+        <w:tc>
+          <w:tcPr/>
+          <w:p>
+            <w:pPr>
+              <w:pStyle w:val="Compact"/>
+            </w:pPr>
+            <w:r>
+              <w:t xml:space="preserve">Lima, Perú</w:t>
+            </w:r>
+          </w:p>
+        </w:tc>
+      </w:tr>
+      <w:tr>
+        <w:tc>
+          <w:tcPr/>
+          <w:p>
+            <w:pPr>
+              <w:pStyle w:val="Compact"/>
+            </w:pPr>
+            <w:r>
+              <w:t xml:space="preserve">Implementación del flujo de reto fotográfico: instrucciones → captura o selección de galería → vista previa → confirmación y envío</w:t>
+            </w:r>
+          </w:p>
+        </w:tc>
+        <w:tc>
+          <w:tcPr/>
+          <w:p>
+            <w:pPr>
+              <w:pStyle w:val="Compact"/>
+            </w:pPr>
+            <w:r>
+              <w:t xml:space="preserve">20/04/2026 al 24/04/2026</w:t>
+            </w:r>
+          </w:p>
+        </w:tc>
+        <w:tc>
+          <w:tcPr/>
+          <w:p>
+            <w:pPr>
+              <w:pStyle w:val="Compact"/>
+            </w:pPr>
+            <w:r>
+              <w:t xml:space="preserve">Lima, Perú</w:t>
+            </w:r>
+          </w:p>
+        </w:tc>
+      </w:tr>
+      <w:tr>
+        <w:tc>
+          <w:tcPr/>
+          <w:p>
+            <w:pPr>
+              <w:pStyle w:val="Compact"/>
+            </w:pPr>
+            <w:r>
+              <w:t xml:space="preserve">Implementación del flujo de reto de trivia: pantalla de pregunta con opciones, confirmación de respuesta y resultado con puntos obtenidos</w:t>
+            </w:r>
+          </w:p>
+        </w:tc>
+        <w:tc>
+          <w:tcPr/>
+          <w:p>
+            <w:pPr>
+              <w:pStyle w:val="Compact"/>
+            </w:pPr>
+            <w:r>
+              <w:t xml:space="preserve">20/04/2026 al 24/04/2026</w:t>
+            </w:r>
+          </w:p>
+        </w:tc>
+        <w:tc>
+          <w:tcPr/>
+          <w:p>
+            <w:pPr>
+              <w:pStyle w:val="Compact"/>
+            </w:pPr>
+            <w:r>
+              <w:t xml:space="preserve">Lima, Perú</w:t>
+            </w:r>
+          </w:p>
+        </w:tc>
+      </w:tr>
+      <w:tr>
+        <w:tc>
+          <w:tcPr/>
+          <w:p>
+            <w:pPr>
+              <w:pStyle w:val="Compact"/>
+            </w:pPr>
+            <w:r>
+              <w:t xml:space="preserve">Implementación del panel de creación y edición de retos, disponible únicamente para anfitriones del evento</w:t>
+            </w:r>
+          </w:p>
+        </w:tc>
+        <w:tc>
+          <w:tcPr/>
+          <w:p>
+            <w:pPr>
+              <w:pStyle w:val="Compact"/>
+            </w:pPr>
+            <w:r>
+              <w:t xml:space="preserve">20/04/2026 al 24/04/2026</w:t>
+            </w:r>
+          </w:p>
+        </w:tc>
+        <w:tc>
+          <w:tcPr/>
+          <w:p>
+            <w:pPr>
+              <w:pStyle w:val="Compact"/>
+            </w:pPr>
+            <w:r>
+              <w:t xml:space="preserve">Lima, Perú</w:t>
+            </w:r>
+          </w:p>
+        </w:tc>
+      </w:tr>
+      <w:tr>
+        <w:tc>
+          <w:tcPr/>
+          <w:p>
+            <w:pPr>
+              <w:pStyle w:val="Compact"/>
+            </w:pPr>
+            <w:r>
+              <w:t xml:space="preserve">Integración de las sugerencias de preguntas y fotos en el flujo de creación de retos</w:t>
+            </w:r>
+          </w:p>
+        </w:tc>
+        <w:tc>
+          <w:tcPr/>
+          <w:p>
+            <w:pPr>
+              <w:pStyle w:val="Compact"/>
+            </w:pPr>
+            <w:r>
+              <w:t xml:space="preserve">20/04/2026 al 24/04/2026</w:t>
+            </w:r>
+          </w:p>
+        </w:tc>
+        <w:tc>
+          <w:tcPr/>
+          <w:p>
+            <w:pPr>
+              <w:pStyle w:val="Compact"/>
+            </w:pPr>
+            <w:r>
+              <w:t xml:space="preserve">Lima, Perú</w:t>
+            </w:r>
+          </w:p>
+        </w:tc>
+      </w:tr>
+      <w:tr>
+        <w:tc>
+          <w:tcPr/>
+          <w:p>
+            <w:pPr>
+              <w:pStyle w:val="Compact"/>
+            </w:pPr>
+            <w:r>
+              <w:t xml:space="preserve">Implementación del feedback visual al completar retos: animación de confeti y mensaje con los puntos ganados</w:t>
+            </w:r>
+          </w:p>
+        </w:tc>
+        <w:tc>
+          <w:tcPr/>
+          <w:p>
+            <w:pPr>
+              <w:pStyle w:val="Compact"/>
+            </w:pPr>
+            <w:r>
+              <w:t xml:space="preserve">20/04/2026 al 24/04/2026</w:t>
+            </w:r>
+          </w:p>
+        </w:tc>
+        <w:tc>
+          <w:tcPr/>
+          <w:p>
+            <w:pPr>
+              <w:pStyle w:val="Compact"/>
+            </w:pPr>
+            <w:r>
+              <w:t xml:space="preserve">Lima, Perú</w:t>
+            </w:r>
+          </w:p>
+        </w:tc>
+      </w:tr>
+      <w:tr>
+        <w:tc>
+          <w:tcPr/>
+          <w:p>
+            <w:pPr>
+              <w:pStyle w:val="Compact"/>
+            </w:pPr>
+            <w:r>
+              <w:t xml:space="preserve">Invalidación de la caché de React Query al responder un reto para actualizar el álbum y el ranking en tiempo real</w:t>
+            </w:r>
+          </w:p>
+        </w:tc>
+        <w:tc>
+          <w:tcPr/>
+          <w:p>
+            <w:pPr>
+              <w:pStyle w:val="Compact"/>
+            </w:pPr>
+            <w:r>
+              <w:t xml:space="preserve">20/04/2026 al 24/04/2026</w:t>
+            </w:r>
+          </w:p>
+        </w:tc>
+        <w:tc>
+          <w:tcPr/>
+          <w:p>
+            <w:pPr>
+              <w:pStyle w:val="Compact"/>
+            </w:pPr>
+            <w:r>
+              <w:t xml:space="preserve">Lima, Perú</w:t>
+            </w:r>
+          </w:p>
+        </w:tc>
+      </w:tr>
+      <w:tr>
+        <w:tc>
+          <w:tcPr/>
+          <w:p>
+            <w:pPr>
+              <w:pStyle w:val="Compact"/>
+            </w:pPr>
             <w:r>
               <w:rPr>
-                <w:rStyle w:val="VerbatimChar"/>
+                <w:b/>
+                <w:bCs/>
               </w:rPr>
-              <w:t xml:space="preserve">eas build --platform ios --profile production</w:t>
-            </w:r>
-            <w:r>
-              <w:t xml:space="preserve">) y verificación del archivo</w:t>
-            </w:r>
-            <w:r>
-              <w:t xml:space="preserve"> </w:t>
-            </w:r>
+              <w:t xml:space="preserve">SEMANA 7 — Álbum y Ranking</w:t>
+            </w:r>
+          </w:p>
+        </w:tc>
+        <w:tc>
+          <w:tcPr/>
+          <w:p>
+            <w:pPr>
+              <w:pStyle w:val="Compact"/>
+            </w:pPr>
             <w:r>
               <w:rPr>
-                <w:rStyle w:val="VerbatimChar"/>
+                <w:b/>
+                <w:bCs/>
               </w:rPr>
-              <w:t xml:space="preserve">.ipa</w:t>
-            </w:r>
-            <w:r>
-              <w:t xml:space="preserve"> </w:t>
-            </w:r>
-            <w:r>
-              <w:t xml:space="preserve">generado</w:t>
-            </w:r>
-          </w:p>
-        </w:tc>
-        <w:tc>
-          <w:tcPr/>
-          <w:p>
-            <w:pPr>
-              <w:pStyle w:val="Compact"/>
-            </w:pPr>
-            <w:r>
-              <w:t xml:space="preserve">20/04/2026 al 24/04/2026</w:t>
-            </w:r>
-          </w:p>
-        </w:tc>
-        <w:tc>
-          <w:tcPr/>
-          <w:p>
-            <w:pPr>
-              <w:pStyle w:val="Compact"/>
-            </w:pPr>
-            <w:r>
-              <w:t xml:space="preserve">Lima, Perú</w:t>
-            </w:r>
-          </w:p>
-        </w:tc>
-      </w:tr>
-      <w:tr>
-        <w:tc>
-          <w:tcPr/>
-          <w:p>
-            <w:pPr>
-              <w:pStyle w:val="Compact"/>
-            </w:pPr>
-            <w:r>
-              <w:t xml:space="preserve">Envío a TestFlight mediante EAS Submit; verificación del build en App Store Connect y distribución a testers internos</w:t>
-            </w:r>
-          </w:p>
-        </w:tc>
-        <w:tc>
-          <w:tcPr/>
-          <w:p>
-            <w:pPr>
-              <w:pStyle w:val="Compact"/>
-            </w:pPr>
-            <w:r>
-              <w:t xml:space="preserve">20/04/2026 al 24/04/2026</w:t>
-            </w:r>
-          </w:p>
-        </w:tc>
-        <w:tc>
-          <w:tcPr/>
-          <w:p>
-            <w:pPr>
-              <w:pStyle w:val="Compact"/>
-            </w:pPr>
-            <w:r>
-              <w:t xml:space="preserve">Lima, Perú</w:t>
-            </w:r>
-          </w:p>
-        </w:tc>
-      </w:tr>
-      <w:tr>
-        <w:tc>
-          <w:tcPr/>
-          <w:p>
-            <w:pPr>
-              <w:pStyle w:val="Compact"/>
-            </w:pPr>
-            <w:r>
-              <w:t xml:space="preserve">Ejecución del build de producción Android con EAS Build (</w:t>
-            </w:r>
+              <w:t xml:space="preserve">27/04/2026 al 01/05/2026</w:t>
+            </w:r>
+          </w:p>
+        </w:tc>
+        <w:tc>
+          <w:tcPr/>
+          <w:p>
+            <w:pPr>
+              <w:pStyle w:val="Compact"/>
+            </w:pPr>
+          </w:p>
+        </w:tc>
+      </w:tr>
+      <w:tr>
+        <w:tc>
+          <w:tcPr/>
+          <w:p>
+            <w:pPr>
+              <w:pStyle w:val="Compact"/>
+            </w:pPr>
+            <w:r>
+              <w:t xml:space="preserve">Implementación del tab Álbum: grilla de fotos paginada con carga automática de más resultados al llegar al final de la lista</w:t>
+            </w:r>
+          </w:p>
+        </w:tc>
+        <w:tc>
+          <w:tcPr/>
+          <w:p>
+            <w:pPr>
+              <w:pStyle w:val="Compact"/>
+            </w:pPr>
+            <w:r>
+              <w:t xml:space="preserve">27/04/2026 al 01/05/2026</w:t>
+            </w:r>
+          </w:p>
+        </w:tc>
+        <w:tc>
+          <w:tcPr/>
+          <w:p>
+            <w:pPr>
+              <w:pStyle w:val="Compact"/>
+            </w:pPr>
+            <w:r>
+              <w:t xml:space="preserve">Lima, Perú</w:t>
+            </w:r>
+          </w:p>
+        </w:tc>
+      </w:tr>
+      <w:tr>
+        <w:tc>
+          <w:tcPr/>
+          <w:p>
+            <w:pPr>
+              <w:pStyle w:val="Compact"/>
+            </w:pPr>
+            <w:r>
+              <w:t xml:space="preserve">Implementación del modal de foto en pantalla completa con imagen ampliada, contador de likes y botón de like con estado toggle</w:t>
+            </w:r>
+          </w:p>
+        </w:tc>
+        <w:tc>
+          <w:tcPr/>
+          <w:p>
+            <w:pPr>
+              <w:pStyle w:val="Compact"/>
+            </w:pPr>
+            <w:r>
+              <w:t xml:space="preserve">27/04/2026 al 01/05/2026</w:t>
+            </w:r>
+          </w:p>
+        </w:tc>
+        <w:tc>
+          <w:tcPr/>
+          <w:p>
+            <w:pPr>
+              <w:pStyle w:val="Compact"/>
+            </w:pPr>
+            <w:r>
+              <w:t xml:space="preserve">Lima, Perú</w:t>
+            </w:r>
+          </w:p>
+        </w:tc>
+      </w:tr>
+      <w:tr>
+        <w:tc>
+          <w:tcPr/>
+          <w:p>
+            <w:pPr>
+              <w:pStyle w:val="Compact"/>
+            </w:pPr>
+            <w:r>
+              <w:t xml:space="preserve">Implementación del tab Ranking: lista de invitados ordenada por puntaje con posición, avatar, nombre y total de puntos acumulados</w:t>
+            </w:r>
+          </w:p>
+        </w:tc>
+        <w:tc>
+          <w:tcPr/>
+          <w:p>
+            <w:pPr>
+              <w:pStyle w:val="Compact"/>
+            </w:pPr>
+            <w:r>
+              <w:t xml:space="preserve">27/04/2026 al 01/05/2026</w:t>
+            </w:r>
+          </w:p>
+        </w:tc>
+        <w:tc>
+          <w:tcPr/>
+          <w:p>
+            <w:pPr>
+              <w:pStyle w:val="Compact"/>
+            </w:pPr>
+            <w:r>
+              <w:t xml:space="preserve">Lima, Perú</w:t>
+            </w:r>
+          </w:p>
+        </w:tc>
+      </w:tr>
+      <w:tr>
+        <w:tc>
+          <w:tcPr/>
+          <w:p>
+            <w:pPr>
+              <w:pStyle w:val="Compact"/>
+            </w:pPr>
+            <w:r>
+              <w:t xml:space="preserve">Implementación del flujo de búsqueda de fotos por selfie: captura de la foto propia y visualización de los resultados coincidentes del evento</w:t>
+            </w:r>
+          </w:p>
+        </w:tc>
+        <w:tc>
+          <w:tcPr/>
+          <w:p>
+            <w:pPr>
+              <w:pStyle w:val="Compact"/>
+            </w:pPr>
+            <w:r>
+              <w:t xml:space="preserve">27/04/2026 al 01/05/2026</w:t>
+            </w:r>
+          </w:p>
+        </w:tc>
+        <w:tc>
+          <w:tcPr/>
+          <w:p>
+            <w:pPr>
+              <w:pStyle w:val="Compact"/>
+            </w:pPr>
+            <w:r>
+              <w:t xml:space="preserve">Lima, Perú</w:t>
+            </w:r>
+          </w:p>
+        </w:tc>
+      </w:tr>
+      <w:tr>
+        <w:tc>
+          <w:tcPr/>
+          <w:p>
+            <w:pPr>
+              <w:pStyle w:val="Compact"/>
+            </w:pPr>
+            <w:r>
+              <w:t xml:space="preserve">Animaciones de transición entre las pantallas del módulo de eventos</w:t>
+            </w:r>
+          </w:p>
+        </w:tc>
+        <w:tc>
+          <w:tcPr/>
+          <w:p>
+            <w:pPr>
+              <w:pStyle w:val="Compact"/>
+            </w:pPr>
+            <w:r>
+              <w:t xml:space="preserve">27/04/2026 al 01/05/2026</w:t>
+            </w:r>
+          </w:p>
+        </w:tc>
+        <w:tc>
+          <w:tcPr/>
+          <w:p>
+            <w:pPr>
+              <w:pStyle w:val="Compact"/>
+            </w:pPr>
+            <w:r>
+              <w:t xml:space="preserve">Lima, Perú</w:t>
+            </w:r>
+          </w:p>
+        </w:tc>
+      </w:tr>
+      <w:tr>
+        <w:tc>
+          <w:tcPr/>
+          <w:p>
+            <w:pPr>
+              <w:pStyle w:val="Compact"/>
+            </w:pPr>
+            <w:r>
+              <w:t xml:space="preserve">Ajustes generales de interfaz en los tabs del detalle de evento basados en pruebas en dispositivos reales</w:t>
+            </w:r>
+          </w:p>
+        </w:tc>
+        <w:tc>
+          <w:tcPr/>
+          <w:p>
+            <w:pPr>
+              <w:pStyle w:val="Compact"/>
+            </w:pPr>
+            <w:r>
+              <w:t xml:space="preserve">27/04/2026 al 01/05/2026</w:t>
+            </w:r>
+          </w:p>
+        </w:tc>
+        <w:tc>
+          <w:tcPr/>
+          <w:p>
+            <w:pPr>
+              <w:pStyle w:val="Compact"/>
+            </w:pPr>
+            <w:r>
+              <w:t xml:space="preserve">Lima, Perú</w:t>
+            </w:r>
+          </w:p>
+        </w:tc>
+      </w:tr>
+      <w:tr>
+        <w:tc>
+          <w:tcPr/>
+          <w:p>
+            <w:pPr>
+              <w:pStyle w:val="Compact"/>
+            </w:pPr>
             <w:r>
               <w:rPr>
-                <w:rStyle w:val="VerbatimChar"/>
+                <w:b/>
+                <w:bCs/>
               </w:rPr>
-              <w:t xml:space="preserve">eas build --platform android --profile production</w:t>
-            </w:r>
-            <w:r>
-              <w:t xml:space="preserve">) y verificación del archivo</w:t>
-            </w:r>
-            <w:r>
-              <w:t xml:space="preserve"> </w:t>
-            </w:r>
+              <w:t xml:space="preserve">SEMANA 8 — Internacionalización</w:t>
+            </w:r>
+          </w:p>
+        </w:tc>
+        <w:tc>
+          <w:tcPr/>
+          <w:p>
+            <w:pPr>
+              <w:pStyle w:val="Compact"/>
+            </w:pPr>
             <w:r>
               <w:rPr>
-                <w:rStyle w:val="VerbatimChar"/>
+                <w:b/>
+                <w:bCs/>
               </w:rPr>
-              <w:t xml:space="preserve">.aab</w:t>
-            </w:r>
-            <w:r>
-              <w:t xml:space="preserve"> </w:t>
-            </w:r>
-            <w:r>
-              <w:t xml:space="preserve">generado</w:t>
-            </w:r>
-          </w:p>
-        </w:tc>
-        <w:tc>
-          <w:tcPr/>
-          <w:p>
-            <w:pPr>
-              <w:pStyle w:val="Compact"/>
-            </w:pPr>
-            <w:r>
-              <w:t xml:space="preserve">20/04/2026 al 24/04/2026</w:t>
-            </w:r>
-          </w:p>
-        </w:tc>
-        <w:tc>
-          <w:tcPr/>
-          <w:p>
-            <w:pPr>
-              <w:pStyle w:val="Compact"/>
-            </w:pPr>
-            <w:r>
-              <w:t xml:space="preserve">Lima, Perú</w:t>
-            </w:r>
-          </w:p>
-        </w:tc>
-      </w:tr>
-      <w:tr>
-        <w:tc>
-          <w:tcPr/>
-          <w:p>
-            <w:pPr>
-              <w:pStyle w:val="Compact"/>
-            </w:pPr>
-            <w:r>
-              <w:t xml:space="preserve">Envío al track de pruebas internas de Google Play mediante EAS Submit; verificación del estado en Google Play Console</w:t>
-            </w:r>
-          </w:p>
-        </w:tc>
-        <w:tc>
-          <w:tcPr/>
-          <w:p>
-            <w:pPr>
-              <w:pStyle w:val="Compact"/>
-            </w:pPr>
-            <w:r>
-              <w:t xml:space="preserve">20/04/2026 al 24/04/2026</w:t>
-            </w:r>
-          </w:p>
-        </w:tc>
-        <w:tc>
-          <w:tcPr/>
-          <w:p>
-            <w:pPr>
-              <w:pStyle w:val="Compact"/>
-            </w:pPr>
-            <w:r>
-              <w:t xml:space="preserve">Lima, Perú</w:t>
-            </w:r>
-          </w:p>
-        </w:tc>
-      </w:tr>
-      <w:tr>
-        <w:tc>
-          <w:tcPr/>
-          <w:p>
-            <w:pPr>
-              <w:pStyle w:val="Compact"/>
-            </w:pPr>
-            <w:r>
-              <w:t xml:space="preserve">Pruebas smoke en dispositivos físicos iOS y Android: login, home feed, detalle de evento, reto fotográfico, álbum, ranking y recepción de push notification</w:t>
-            </w:r>
-          </w:p>
-        </w:tc>
-        <w:tc>
-          <w:tcPr/>
-          <w:p>
-            <w:pPr>
-              <w:pStyle w:val="Compact"/>
-            </w:pPr>
-            <w:r>
-              <w:t xml:space="preserve">20/04/2026 al 24/04/2026</w:t>
-            </w:r>
-          </w:p>
-        </w:tc>
-        <w:tc>
-          <w:tcPr/>
-          <w:p>
-            <w:pPr>
-              <w:pStyle w:val="Compact"/>
-            </w:pPr>
-            <w:r>
-              <w:t xml:space="preserve">Lima, Perú</w:t>
-            </w:r>
-          </w:p>
-        </w:tc>
-      </w:tr>
-      <w:tr>
-        <w:tc>
-          <w:tcPr/>
-          <w:p>
-            <w:pPr>
-              <w:pStyle w:val="Compact"/>
-            </w:pPr>
-            <w:r>
-              <w:t xml:space="preserve">Verificación del flujo completo de integración con la API: autenticación → eventos → retos → subida de fotos → búsqueda por selfie → notificaciones</w:t>
-            </w:r>
-          </w:p>
-        </w:tc>
-        <w:tc>
-          <w:tcPr/>
-          <w:p>
-            <w:pPr>
-              <w:pStyle w:val="Compact"/>
-            </w:pPr>
-            <w:r>
-              <w:t xml:space="preserve">20/04/2026 al 24/04/2026</w:t>
-            </w:r>
-          </w:p>
-        </w:tc>
-        <w:tc>
-          <w:tcPr/>
-          <w:p>
-            <w:pPr>
-              <w:pStyle w:val="Compact"/>
-            </w:pPr>
-            <w:r>
-              <w:t xml:space="preserve">Lima, Perú</w:t>
-            </w:r>
-          </w:p>
-        </w:tc>
-      </w:tr>
-      <w:tr>
-        <w:tc>
-          <w:tcPr/>
-          <w:p>
-            <w:pPr>
-              <w:pStyle w:val="Compact"/>
-            </w:pPr>
-            <w:r>
-              <w:t xml:space="preserve">Elaboración del presente</w:t>
-            </w:r>
-            <w:r>
-              <w:t xml:space="preserve"> </w:t>
-            </w:r>
+              <w:t xml:space="preserve">04/05/2026 al 08/05/2026</w:t>
+            </w:r>
+          </w:p>
+        </w:tc>
+        <w:tc>
+          <w:tcPr/>
+          <w:p>
+            <w:pPr>
+              <w:pStyle w:val="Compact"/>
+            </w:pPr>
+          </w:p>
+        </w:tc>
+      </w:tr>
+      <w:tr>
+        <w:tc>
+          <w:tcPr/>
+          <w:p>
+            <w:pPr>
+              <w:pStyle w:val="Compact"/>
+            </w:pPr>
+            <w:r>
+              <w:t xml:space="preserve">Integración de las librerías de internacionalización con detección automática del idioma del dispositivo</w:t>
+            </w:r>
+          </w:p>
+        </w:tc>
+        <w:tc>
+          <w:tcPr/>
+          <w:p>
+            <w:pPr>
+              <w:pStyle w:val="Compact"/>
+            </w:pPr>
+            <w:r>
+              <w:t xml:space="preserve">04/05/2026 al 08/05/2026</w:t>
+            </w:r>
+          </w:p>
+        </w:tc>
+        <w:tc>
+          <w:tcPr/>
+          <w:p>
+            <w:pPr>
+              <w:pStyle w:val="Compact"/>
+            </w:pPr>
+            <w:r>
+              <w:t xml:space="preserve">Lima, Perú</w:t>
+            </w:r>
+          </w:p>
+        </w:tc>
+      </w:tr>
+      <w:tr>
+        <w:tc>
+          <w:tcPr/>
+          <w:p>
+            <w:pPr>
+              <w:pStyle w:val="Compact"/>
+            </w:pPr>
+            <w:r>
+              <w:t xml:space="preserve">Creación de los archivos de traducción en español e inglés con más de 200 claves organizadas por módulo</w:t>
+            </w:r>
+          </w:p>
+        </w:tc>
+        <w:tc>
+          <w:tcPr/>
+          <w:p>
+            <w:pPr>
+              <w:pStyle w:val="Compact"/>
+            </w:pPr>
+            <w:r>
+              <w:t xml:space="preserve">04/05/2026 al 08/05/2026</w:t>
+            </w:r>
+          </w:p>
+        </w:tc>
+        <w:tc>
+          <w:tcPr/>
+          <w:p>
+            <w:pPr>
+              <w:pStyle w:val="Compact"/>
+            </w:pPr>
+            <w:r>
+              <w:t xml:space="preserve">Lima, Perú</w:t>
+            </w:r>
+          </w:p>
+        </w:tc>
+      </w:tr>
+      <w:tr>
+        <w:tc>
+          <w:tcPr/>
+          <w:p>
+            <w:pPr>
+              <w:pStyle w:val="Compact"/>
+            </w:pPr>
+            <w:r>
+              <w:t xml:space="preserve">Reemplazo de todos los textos estáticos de la aplicación por claves de traducción</w:t>
+            </w:r>
+          </w:p>
+        </w:tc>
+        <w:tc>
+          <w:tcPr/>
+          <w:p>
+            <w:pPr>
+              <w:pStyle w:val="Compact"/>
+            </w:pPr>
+            <w:r>
+              <w:t xml:space="preserve">04/05/2026 al 08/05/2026</w:t>
+            </w:r>
+          </w:p>
+        </w:tc>
+        <w:tc>
+          <w:tcPr/>
+          <w:p>
+            <w:pPr>
+              <w:pStyle w:val="Compact"/>
+            </w:pPr>
+            <w:r>
+              <w:t xml:space="preserve">Lima, Perú</w:t>
+            </w:r>
+          </w:p>
+        </w:tc>
+      </w:tr>
+      <w:tr>
+        <w:tc>
+          <w:tcPr/>
+          <w:p>
+            <w:pPr>
+              <w:pStyle w:val="Compact"/>
+            </w:pPr>
+            <w:r>
+              <w:t xml:space="preserve">Implementación del selector de idioma en la pantalla de perfil con cambio aplicado en tiempo real sin reiniciar la app</w:t>
+            </w:r>
+          </w:p>
+        </w:tc>
+        <w:tc>
+          <w:tcPr/>
+          <w:p>
+            <w:pPr>
+              <w:pStyle w:val="Compact"/>
+            </w:pPr>
+            <w:r>
+              <w:t xml:space="preserve">04/05/2026 al 08/05/2026</w:t>
+            </w:r>
+          </w:p>
+        </w:tc>
+        <w:tc>
+          <w:tcPr/>
+          <w:p>
+            <w:pPr>
+              <w:pStyle w:val="Compact"/>
+            </w:pPr>
+            <w:r>
+              <w:t xml:space="preserve">Lima, Perú</w:t>
+            </w:r>
+          </w:p>
+        </w:tc>
+      </w:tr>
+      <w:tr>
+        <w:tc>
+          <w:tcPr/>
+          <w:p>
+            <w:pPr>
+              <w:pStyle w:val="Compact"/>
+            </w:pPr>
+            <w:r>
+              <w:t xml:space="preserve">Manejo de casos especiales de traducción: textos plurales, interpolación de valores y formatos de fecha según el idioma</w:t>
+            </w:r>
+          </w:p>
+        </w:tc>
+        <w:tc>
+          <w:tcPr/>
+          <w:p>
+            <w:pPr>
+              <w:pStyle w:val="Compact"/>
+            </w:pPr>
+            <w:r>
+              <w:t xml:space="preserve">04/05/2026 al 08/05/2026</w:t>
+            </w:r>
+          </w:p>
+        </w:tc>
+        <w:tc>
+          <w:tcPr/>
+          <w:p>
+            <w:pPr>
+              <w:pStyle w:val="Compact"/>
+            </w:pPr>
+            <w:r>
+              <w:t xml:space="preserve">Lima, Perú</w:t>
+            </w:r>
+          </w:p>
+        </w:tc>
+      </w:tr>
+      <w:tr>
+        <w:tc>
+          <w:tcPr/>
+          <w:p>
+            <w:pPr>
+              <w:pStyle w:val="Compact"/>
+            </w:pPr>
+            <w:r>
+              <w:t xml:space="preserve">Verificación de la cobertura completa de traducciones en todas las pantallas y mensajes de error</w:t>
+            </w:r>
+          </w:p>
+        </w:tc>
+        <w:tc>
+          <w:tcPr/>
+          <w:p>
+            <w:pPr>
+              <w:pStyle w:val="Compact"/>
+            </w:pPr>
+            <w:r>
+              <w:t xml:space="preserve">04/05/2026 al 08/05/2026</w:t>
+            </w:r>
+          </w:p>
+        </w:tc>
+        <w:tc>
+          <w:tcPr/>
+          <w:p>
+            <w:pPr>
+              <w:pStyle w:val="Compact"/>
+            </w:pPr>
+            <w:r>
+              <w:t xml:space="preserve">Lima, Perú</w:t>
+            </w:r>
+          </w:p>
+        </w:tc>
+      </w:tr>
+      <w:tr>
+        <w:tc>
+          <w:tcPr/>
+          <w:p>
+            <w:pPr>
+              <w:pStyle w:val="Compact"/>
+            </w:pPr>
             <w:r>
               <w:rPr>
-                <w:rStyle w:val="VerbatimChar"/>
+                <w:b/>
+                <w:bCs/>
               </w:rPr>
-              <w:t xml:space="preserve">INFORME_ACTIVIDADES.md</w:t>
-            </w:r>
-            <w:r>
-              <w:t xml:space="preserve">: informe de actividades del período completo en el formato oficial del proyecto</w:t>
-            </w:r>
-          </w:p>
-        </w:tc>
-        <w:tc>
-          <w:tcPr/>
-          <w:p>
-            <w:pPr>
-              <w:pStyle w:val="Compact"/>
-            </w:pPr>
-            <w:r>
-              <w:t xml:space="preserve">20/04/2026 al 24/04/2026</w:t>
+              <w:t xml:space="preserve">SEMANA 9 — Perfil de usuario y analytics</w:t>
+            </w:r>
+          </w:p>
+        </w:tc>
+        <w:tc>
+          <w:tcPr/>
+          <w:p>
+            <w:pPr>
+              <w:pStyle w:val="Compact"/>
+            </w:pPr>
+            <w:r>
+              <w:rPr>
+                <w:b/>
+                <w:bCs/>
+              </w:rPr>
+              <w:t xml:space="preserve">11/05/2026 al 15/05/2026</w:t>
+            </w:r>
+          </w:p>
+        </w:tc>
+        <w:tc>
+          <w:tcPr/>
+          <w:p>
+            <w:pPr>
+              <w:pStyle w:val="Compact"/>
+            </w:pPr>
+          </w:p>
+        </w:tc>
+      </w:tr>
+      <w:tr>
+        <w:tc>
+          <w:tcPr/>
+          <w:p>
+            <w:pPr>
+              <w:pStyle w:val="Compact"/>
+            </w:pPr>
+            <w:r>
+              <w:t xml:space="preserve">Implementación de la pantalla de perfil: datos personales del usuario, selector de idioma, opciones de menú y botón de cierre de sesión</w:t>
+            </w:r>
+          </w:p>
+        </w:tc>
+        <w:tc>
+          <w:tcPr/>
+          <w:p>
+            <w:pPr>
+              <w:pStyle w:val="Compact"/>
+            </w:pPr>
+            <w:r>
+              <w:t xml:space="preserve">11/05/2026 al 15/05/2026</w:t>
+            </w:r>
+          </w:p>
+        </w:tc>
+        <w:tc>
+          <w:tcPr/>
+          <w:p>
+            <w:pPr>
+              <w:pStyle w:val="Compact"/>
+            </w:pPr>
+            <w:r>
+              <w:t xml:space="preserve">Lima, Perú</w:t>
+            </w:r>
+          </w:p>
+        </w:tc>
+      </w:tr>
+      <w:tr>
+        <w:tc>
+          <w:tcPr/>
+          <w:p>
+            <w:pPr>
+              <w:pStyle w:val="Compact"/>
+            </w:pPr>
+            <w:r>
+              <w:t xml:space="preserve">Implementación de la pantalla de edición de perfil: campo de nombre editable y subida de foto de perfil</w:t>
+            </w:r>
+          </w:p>
+        </w:tc>
+        <w:tc>
+          <w:tcPr/>
+          <w:p>
+            <w:pPr>
+              <w:pStyle w:val="Compact"/>
+            </w:pPr>
+            <w:r>
+              <w:t xml:space="preserve">11/05/2026 al 15/05/2026</w:t>
+            </w:r>
+          </w:p>
+        </w:tc>
+        <w:tc>
+          <w:tcPr/>
+          <w:p>
+            <w:pPr>
+              <w:pStyle w:val="Compact"/>
+            </w:pPr>
+            <w:r>
+              <w:t xml:space="preserve">Lima, Perú</w:t>
+            </w:r>
+          </w:p>
+        </w:tc>
+      </w:tr>
+      <w:tr>
+        <w:tc>
+          <w:tcPr/>
+          <w:p>
+            <w:pPr>
+              <w:pStyle w:val="Compact"/>
+            </w:pPr>
+            <w:r>
+              <w:t xml:space="preserve">Compresión de la imagen de perfil antes de subirla para reducir el tamaño del archivo sin pérdida visual perceptible</w:t>
+            </w:r>
+          </w:p>
+        </w:tc>
+        <w:tc>
+          <w:tcPr/>
+          <w:p>
+            <w:pPr>
+              <w:pStyle w:val="Compact"/>
+            </w:pPr>
+            <w:r>
+              <w:t xml:space="preserve">11/05/2026 al 15/05/2026</w:t>
+            </w:r>
+          </w:p>
+        </w:tc>
+        <w:tc>
+          <w:tcPr/>
+          <w:p>
+            <w:pPr>
+              <w:pStyle w:val="Compact"/>
+            </w:pPr>
+            <w:r>
+              <w:t xml:space="preserve">Lima, Perú</w:t>
+            </w:r>
+          </w:p>
+        </w:tc>
+      </w:tr>
+      <w:tr>
+        <w:tc>
+          <w:tcPr/>
+          <w:p>
+            <w:pPr>
+              <w:pStyle w:val="Compact"/>
+            </w:pPr>
+            <w:r>
+              <w:t xml:space="preserve">Integración del servicio de análisis de comportamiento de usuarios Mixpanel</w:t>
+            </w:r>
+          </w:p>
+        </w:tc>
+        <w:tc>
+          <w:tcPr/>
+          <w:p>
+            <w:pPr>
+              <w:pStyle w:val="Compact"/>
+            </w:pPr>
+            <w:r>
+              <w:t xml:space="preserve">11/05/2026 al 15/05/2026</w:t>
+            </w:r>
+          </w:p>
+        </w:tc>
+        <w:tc>
+          <w:tcPr/>
+          <w:p>
+            <w:pPr>
+              <w:pStyle w:val="Compact"/>
+            </w:pPr>
+            <w:r>
+              <w:t xml:space="preserve">Lima, Perú</w:t>
+            </w:r>
+          </w:p>
+        </w:tc>
+      </w:tr>
+      <w:tr>
+        <w:tc>
+          <w:tcPr/>
+          <w:p>
+            <w:pPr>
+              <w:pStyle w:val="Compact"/>
+            </w:pPr>
+            <w:r>
+              <w:t xml:space="preserve">Creación del módulo de analytics con funciones de registro de pantallas visitadas, acciones del usuario e identificación del perfil</w:t>
+            </w:r>
+          </w:p>
+        </w:tc>
+        <w:tc>
+          <w:tcPr/>
+          <w:p>
+            <w:pPr>
+              <w:pStyle w:val="Compact"/>
+            </w:pPr>
+            <w:r>
+              <w:t xml:space="preserve">11/05/2026 al 15/05/2026</w:t>
+            </w:r>
+          </w:p>
+        </w:tc>
+        <w:tc>
+          <w:tcPr/>
+          <w:p>
+            <w:pPr>
+              <w:pStyle w:val="Compact"/>
+            </w:pPr>
+            <w:r>
+              <w:t xml:space="preserve">Lima, Perú</w:t>
+            </w:r>
+          </w:p>
+        </w:tc>
+      </w:tr>
+      <w:tr>
+        <w:tc>
+          <w:tcPr/>
+          <w:p>
+            <w:pPr>
+              <w:pStyle w:val="Compact"/>
+            </w:pPr>
+            <w:r>
+              <w:t xml:space="preserve">Implementación del observador de rutas para el registro automático de la navegación entre pantallas sin necesidad de instrumentación manual en cada una</w:t>
+            </w:r>
+          </w:p>
+        </w:tc>
+        <w:tc>
+          <w:tcPr/>
+          <w:p>
+            <w:pPr>
+              <w:pStyle w:val="Compact"/>
+            </w:pPr>
+            <w:r>
+              <w:t xml:space="preserve">11/05/2026 al 15/05/2026</w:t>
+            </w:r>
+          </w:p>
+        </w:tc>
+        <w:tc>
+          <w:tcPr/>
+          <w:p>
+            <w:pPr>
+              <w:pStyle w:val="Compact"/>
+            </w:pPr>
+            <w:r>
+              <w:t xml:space="preserve">Lima, Perú</w:t>
+            </w:r>
+          </w:p>
+        </w:tc>
+      </w:tr>
+      <w:tr>
+        <w:tc>
+          <w:tcPr/>
+          <w:p>
+            <w:pPr>
+              <w:pStyle w:val="Compact"/>
+            </w:pPr>
+            <w:r>
+              <w:t xml:space="preserve">Instrumentación de las acciones clave: inicio de sesión, respuesta a retos, likes en fotos y búsqueda por selfie</w:t>
+            </w:r>
+          </w:p>
+        </w:tc>
+        <w:tc>
+          <w:tcPr/>
+          <w:p>
+            <w:pPr>
+              <w:pStyle w:val="Compact"/>
+            </w:pPr>
+            <w:r>
+              <w:t xml:space="preserve">11/05/2026 al 15/05/2026</w:t>
+            </w:r>
+          </w:p>
+        </w:tc>
+        <w:tc>
+          <w:tcPr/>
+          <w:p>
+            <w:pPr>
+              <w:pStyle w:val="Compact"/>
+            </w:pPr>
+            <w:r>
+              <w:t xml:space="preserve">Lima, Perú</w:t>
+            </w:r>
+          </w:p>
+        </w:tc>
+      </w:tr>
+      <w:tr>
+        <w:tc>
+          <w:tcPr/>
+          <w:p>
+            <w:pPr>
+              <w:pStyle w:val="Compact"/>
+            </w:pPr>
+            <w:r>
+              <w:rPr>
+                <w:b/>
+                <w:bCs/>
+              </w:rPr>
+              <w:t xml:space="preserve">SEMANA 10 — Notificaciones</w:t>
+            </w:r>
+          </w:p>
+        </w:tc>
+        <w:tc>
+          <w:tcPr/>
+          <w:p>
+            <w:pPr>
+              <w:pStyle w:val="Compact"/>
+            </w:pPr>
+            <w:r>
+              <w:rPr>
+                <w:b/>
+                <w:bCs/>
+              </w:rPr>
+              <w:t xml:space="preserve">18/05/2026 al 22/05/2026</w:t>
+            </w:r>
+          </w:p>
+        </w:tc>
+        <w:tc>
+          <w:tcPr/>
+          <w:p>
+            <w:pPr>
+              <w:pStyle w:val="Compact"/>
+            </w:pPr>
+          </w:p>
+        </w:tc>
+      </w:tr>
+      <w:tr>
+        <w:tc>
+          <w:tcPr/>
+          <w:p>
+            <w:pPr>
+              <w:pStyle w:val="Compact"/>
+            </w:pPr>
+            <w:r>
+              <w:t xml:space="preserve">Creación del repositorio de notificaciones con los métodos de obtención paginada y marcado como leído</w:t>
+            </w:r>
+          </w:p>
+        </w:tc>
+        <w:tc>
+          <w:tcPr/>
+          <w:p>
+            <w:pPr>
+              <w:pStyle w:val="Compact"/>
+            </w:pPr>
+            <w:r>
+              <w:t xml:space="preserve">18/05/2026 al 22/05/2026</w:t>
+            </w:r>
+          </w:p>
+        </w:tc>
+        <w:tc>
+          <w:tcPr/>
+          <w:p>
+            <w:pPr>
+              <w:pStyle w:val="Compact"/>
+            </w:pPr>
+            <w:r>
+              <w:t xml:space="preserve">Lima, Perú</w:t>
+            </w:r>
+          </w:p>
+        </w:tc>
+      </w:tr>
+      <w:tr>
+        <w:tc>
+          <w:tcPr/>
+          <w:p>
+            <w:pPr>
+              <w:pStyle w:val="Compact"/>
+            </w:pPr>
+            <w:r>
+              <w:t xml:space="preserve">Implementación de la pantalla de lista de notificaciones: listado paginado con diferenciación visual de leídas y no leídas</w:t>
+            </w:r>
+          </w:p>
+        </w:tc>
+        <w:tc>
+          <w:tcPr/>
+          <w:p>
+            <w:pPr>
+              <w:pStyle w:val="Compact"/>
+            </w:pPr>
+            <w:r>
+              <w:t xml:space="preserve">18/05/2026 al 22/05/2026</w:t>
+            </w:r>
+          </w:p>
+        </w:tc>
+        <w:tc>
+          <w:tcPr/>
+          <w:p>
+            <w:pPr>
+              <w:pStyle w:val="Compact"/>
+            </w:pPr>
+            <w:r>
+              <w:t xml:space="preserve">Lima, Perú</w:t>
+            </w:r>
+          </w:p>
+        </w:tc>
+      </w:tr>
+      <w:tr>
+        <w:tc>
+          <w:tcPr/>
+          <w:p>
+            <w:pPr>
+              <w:pStyle w:val="Compact"/>
+            </w:pPr>
+            <w:r>
+              <w:t xml:space="preserve">Implementación del indicador de notificaciones pendientes en el tab de navegación principal</w:t>
+            </w:r>
+          </w:p>
+        </w:tc>
+        <w:tc>
+          <w:tcPr/>
+          <w:p>
+            <w:pPr>
+              <w:pStyle w:val="Compact"/>
+            </w:pPr>
+            <w:r>
+              <w:t xml:space="preserve">18/05/2026 al 22/05/2026</w:t>
+            </w:r>
+          </w:p>
+        </w:tc>
+        <w:tc>
+          <w:tcPr/>
+          <w:p>
+            <w:pPr>
+              <w:pStyle w:val="Compact"/>
+            </w:pPr>
+            <w:r>
+              <w:t xml:space="preserve">Lima, Perú</w:t>
+            </w:r>
+          </w:p>
+        </w:tc>
+      </w:tr>
+      <w:tr>
+        <w:tc>
+          <w:tcPr/>
+          <w:p>
+            <w:pPr>
+              <w:pStyle w:val="Compact"/>
+            </w:pPr>
+            <w:r>
+              <w:t xml:space="preserve">Implementación del hook de contador de notificaciones no leídas con actualización periódica en segundo plano</w:t>
+            </w:r>
+          </w:p>
+        </w:tc>
+        <w:tc>
+          <w:tcPr/>
+          <w:p>
+            <w:pPr>
+              <w:pStyle w:val="Compact"/>
+            </w:pPr>
+            <w:r>
+              <w:t xml:space="preserve">18/05/2026 al 22/05/2026</w:t>
+            </w:r>
+          </w:p>
+        </w:tc>
+        <w:tc>
+          <w:tcPr/>
+          <w:p>
+            <w:pPr>
+              <w:pStyle w:val="Compact"/>
+            </w:pPr>
+            <w:r>
+              <w:t xml:space="preserve">Lima, Perú</w:t>
+            </w:r>
+          </w:p>
+        </w:tc>
+      </w:tr>
+      <w:tr>
+        <w:tc>
+          <w:tcPr/>
+          <w:p>
+            <w:pPr>
+              <w:pStyle w:val="Compact"/>
+            </w:pPr>
+            <w:r>
+              <w:t xml:space="preserve">Navegación desde la notificación al contenido relacionado usando el campo de acción del objeto de notificación</w:t>
+            </w:r>
+          </w:p>
+        </w:tc>
+        <w:tc>
+          <w:tcPr/>
+          <w:p>
+            <w:pPr>
+              <w:pStyle w:val="Compact"/>
+            </w:pPr>
+            <w:r>
+              <w:t xml:space="preserve">18/05/2026 al 22/05/2026</w:t>
+            </w:r>
+          </w:p>
+        </w:tc>
+        <w:tc>
+          <w:tcPr/>
+          <w:p>
+            <w:pPr>
+              <w:pStyle w:val="Compact"/>
+            </w:pPr>
+            <w:r>
+              <w:t xml:space="preserve">Lima, Perú</w:t>
+            </w:r>
+          </w:p>
+        </w:tc>
+      </w:tr>
+      <w:tr>
+        <w:tc>
+          <w:tcPr/>
+          <w:p>
+            <w:pPr>
+              <w:pStyle w:val="Compact"/>
+            </w:pPr>
+            <w:r>
+              <w:t xml:space="preserve">Acción de marcar todas las notificaciones como leídas desde la cabecera de la pantalla</w:t>
+            </w:r>
+          </w:p>
+        </w:tc>
+        <w:tc>
+          <w:tcPr/>
+          <w:p>
+            <w:pPr>
+              <w:pStyle w:val="Compact"/>
+            </w:pPr>
+            <w:r>
+              <w:t xml:space="preserve">18/05/2026 al 22/05/2026</w:t>
+            </w:r>
+          </w:p>
+        </w:tc>
+        <w:tc>
+          <w:tcPr/>
+          <w:p>
+            <w:pPr>
+              <w:pStyle w:val="Compact"/>
+            </w:pPr>
+            <w:r>
+              <w:t xml:space="preserve">Lima, Perú</w:t>
+            </w:r>
+          </w:p>
+        </w:tc>
+      </w:tr>
+      <w:tr>
+        <w:tc>
+          <w:tcPr/>
+          <w:p>
+            <w:pPr>
+              <w:pStyle w:val="Compact"/>
+            </w:pPr>
+            <w:r>
+              <w:rPr>
+                <w:b/>
+                <w:bCs/>
+              </w:rPr>
+              <w:t xml:space="preserve">SEMANA 11 — Push Notifications y soporte Android</w:t>
+            </w:r>
+          </w:p>
+        </w:tc>
+        <w:tc>
+          <w:tcPr/>
+          <w:p>
+            <w:pPr>
+              <w:pStyle w:val="Compact"/>
+            </w:pPr>
+            <w:r>
+              <w:rPr>
+                <w:b/>
+                <w:bCs/>
+              </w:rPr>
+              <w:t xml:space="preserve">25/05/2026 al 29/05/2026</w:t>
+            </w:r>
+          </w:p>
+        </w:tc>
+        <w:tc>
+          <w:tcPr/>
+          <w:p>
+            <w:pPr>
+              <w:pStyle w:val="Compact"/>
+            </w:pPr>
+          </w:p>
+        </w:tc>
+      </w:tr>
+      <w:tr>
+        <w:tc>
+          <w:tcPr/>
+          <w:p>
+            <w:pPr>
+              <w:pStyle w:val="Compact"/>
+            </w:pPr>
+            <w:r>
+              <w:t xml:space="preserve">Integración del módulo de notificaciones push de Expo: solicitud de permisos al usuario en el primer inicio de sesión</w:t>
+            </w:r>
+          </w:p>
+        </w:tc>
+        <w:tc>
+          <w:tcPr/>
+          <w:p>
+            <w:pPr>
+              <w:pStyle w:val="Compact"/>
+            </w:pPr>
+            <w:r>
+              <w:t xml:space="preserve">25/05/2026 al 29/05/2026</w:t>
+            </w:r>
+          </w:p>
+        </w:tc>
+        <w:tc>
+          <w:tcPr/>
+          <w:p>
+            <w:pPr>
+              <w:pStyle w:val="Compact"/>
+            </w:pPr>
+            <w:r>
+              <w:t xml:space="preserve">Lima, Perú</w:t>
+            </w:r>
+          </w:p>
+        </w:tc>
+      </w:tr>
+      <w:tr>
+        <w:tc>
+          <w:tcPr/>
+          <w:p>
+            <w:pPr>
+              <w:pStyle w:val="Compact"/>
+            </w:pPr>
+            <w:r>
+              <w:t xml:space="preserve">Obtención y registro del token de push del dispositivo en el servidor al autenticarse</w:t>
+            </w:r>
+          </w:p>
+        </w:tc>
+        <w:tc>
+          <w:tcPr/>
+          <w:p>
+            <w:pPr>
+              <w:pStyle w:val="Compact"/>
+            </w:pPr>
+            <w:r>
+              <w:t xml:space="preserve">25/05/2026 al 29/05/2026</w:t>
+            </w:r>
+          </w:p>
+        </w:tc>
+        <w:tc>
+          <w:tcPr/>
+          <w:p>
+            <w:pPr>
+              <w:pStyle w:val="Compact"/>
+            </w:pPr>
+            <w:r>
+              <w:t xml:space="preserve">Lima, Perú</w:t>
+            </w:r>
+          </w:p>
+        </w:tc>
+      </w:tr>
+      <w:tr>
+        <w:tc>
+          <w:tcPr/>
+          <w:p>
+            <w:pPr>
+              <w:pStyle w:val="Compact"/>
+            </w:pPr>
+            <w:r>
+              <w:t xml:space="preserve">Eliminación del token de push del servidor al cerrar sesión para evitar notificaciones en dispositivos desconectados</w:t>
+            </w:r>
+          </w:p>
+        </w:tc>
+        <w:tc>
+          <w:tcPr/>
+          <w:p>
+            <w:pPr>
+              <w:pStyle w:val="Compact"/>
+            </w:pPr>
+            <w:r>
+              <w:t xml:space="preserve">25/05/2026 al 29/05/2026</w:t>
+            </w:r>
+          </w:p>
+        </w:tc>
+        <w:tc>
+          <w:tcPr/>
+          <w:p>
+            <w:pPr>
+              <w:pStyle w:val="Compact"/>
+            </w:pPr>
+            <w:r>
+              <w:t xml:space="preserve">Lima, Perú</w:t>
+            </w:r>
+          </w:p>
+        </w:tc>
+      </w:tr>
+      <w:tr>
+        <w:tc>
+          <w:tcPr/>
+          <w:p>
+            <w:pPr>
+              <w:pStyle w:val="Compact"/>
+            </w:pPr>
+            <w:r>
+              <w:t xml:space="preserve">Implementación del handler de notificaciones en primer plano: muestra un mensaje flotante mientras el usuario está usando la app</w:t>
+            </w:r>
+          </w:p>
+        </w:tc>
+        <w:tc>
+          <w:tcPr/>
+          <w:p>
+            <w:pPr>
+              <w:pStyle w:val="Compact"/>
+            </w:pPr>
+            <w:r>
+              <w:t xml:space="preserve">25/05/2026 al 29/05/2026</w:t>
+            </w:r>
+          </w:p>
+        </w:tc>
+        <w:tc>
+          <w:tcPr/>
+          <w:p>
+            <w:pPr>
+              <w:pStyle w:val="Compact"/>
+            </w:pPr>
+            <w:r>
+              <w:t xml:space="preserve">Lima, Perú</w:t>
+            </w:r>
+          </w:p>
+        </w:tc>
+      </w:tr>
+      <w:tr>
+        <w:tc>
+          <w:tcPr/>
+          <w:p>
+            <w:pPr>
+              <w:pStyle w:val="Compact"/>
+            </w:pPr>
+            <w:r>
+              <w:t xml:space="preserve">Implementación del handler de notificaciones en segundo plano y con la app cerrada: navega a la pantalla correspondiente al abrir la notificación</w:t>
+            </w:r>
+          </w:p>
+        </w:tc>
+        <w:tc>
+          <w:tcPr/>
+          <w:p>
+            <w:pPr>
+              <w:pStyle w:val="Compact"/>
+            </w:pPr>
+            <w:r>
+              <w:t xml:space="preserve">25/05/2026 al 29/05/2026</w:t>
+            </w:r>
+          </w:p>
+        </w:tc>
+        <w:tc>
+          <w:tcPr/>
+          <w:p>
+            <w:pPr>
+              <w:pStyle w:val="Compact"/>
+            </w:pPr>
+            <w:r>
+              <w:t xml:space="preserve">Lima, Perú</w:t>
+            </w:r>
+          </w:p>
+        </w:tc>
+      </w:tr>
+      <w:tr>
+        <w:tc>
+          <w:tcPr/>
+          <w:p>
+            <w:pPr>
+              <w:pStyle w:val="Compact"/>
+            </w:pPr>
+            <w:r>
+              <w:t xml:space="preserve">Configuración específica para Android: restricción de orientación, soporte exclusivo de teléfonos y canal de notificaciones</w:t>
+            </w:r>
+          </w:p>
+        </w:tc>
+        <w:tc>
+          <w:tcPr/>
+          <w:p>
+            <w:pPr>
+              <w:pStyle w:val="Compact"/>
+            </w:pPr>
+            <w:r>
+              <w:t xml:space="preserve">25/05/2026 al 29/05/2026</w:t>
+            </w:r>
+          </w:p>
+        </w:tc>
+        <w:tc>
+          <w:tcPr/>
+          <w:p>
+            <w:pPr>
+              <w:pStyle w:val="Compact"/>
+            </w:pPr>
+            <w:r>
+              <w:t xml:space="preserve">Lima, Perú</w:t>
+            </w:r>
+          </w:p>
+        </w:tc>
+      </w:tr>
+      <w:tr>
+        <w:tc>
+          <w:tcPr/>
+          <w:p>
+            <w:pPr>
+              <w:pStyle w:val="Compact"/>
+            </w:pPr>
+            <w:r>
+              <w:t xml:space="preserve">Configuración de la cuenta de servicio de Google para el envío automatizado de builds al track de pruebas internas de Google Play</w:t>
+            </w:r>
+          </w:p>
+        </w:tc>
+        <w:tc>
+          <w:tcPr/>
+          <w:p>
+            <w:pPr>
+              <w:pStyle w:val="Compact"/>
+            </w:pPr>
+            <w:r>
+              <w:t xml:space="preserve">25/05/2026 al 29/05/2026</w:t>
+            </w:r>
+          </w:p>
+        </w:tc>
+        <w:tc>
+          <w:tcPr/>
+          <w:p>
+            <w:pPr>
+              <w:pStyle w:val="Compact"/>
+            </w:pPr>
+            <w:r>
+              <w:t xml:space="preserve">Lima, Perú</w:t>
+            </w:r>
+          </w:p>
+        </w:tc>
+      </w:tr>
+      <w:tr>
+        <w:tc>
+          <w:tcPr/>
+          <w:p>
+            <w:pPr>
+              <w:pStyle w:val="Compact"/>
+            </w:pPr>
+            <w:r>
+              <w:rPr>
+                <w:b/>
+                <w:bCs/>
+              </w:rPr>
+              <w:t xml:space="preserve">SEMANA 12 — Builds de producción, tiendas y cierre</w:t>
+            </w:r>
+          </w:p>
+        </w:tc>
+        <w:tc>
+          <w:tcPr/>
+          <w:p>
+            <w:pPr>
+              <w:pStyle w:val="Compact"/>
+            </w:pPr>
+            <w:r>
+              <w:rPr>
+                <w:b/>
+                <w:bCs/>
+              </w:rPr>
+              <w:t xml:space="preserve">01/06/2026 al 05/06/2026</w:t>
+            </w:r>
+          </w:p>
+        </w:tc>
+        <w:tc>
+          <w:tcPr/>
+          <w:p>
+            <w:pPr>
+              <w:pStyle w:val="Compact"/>
+            </w:pPr>
+          </w:p>
+        </w:tc>
+      </w:tr>
+      <w:tr>
+        <w:tc>
+          <w:tcPr/>
+          <w:p>
+            <w:pPr>
+              <w:pStyle w:val="Compact"/>
+            </w:pPr>
+            <w:r>
+              <w:t xml:space="preserve">Configuración de los certificados y perfiles de aprovisionamiento para el build de producción iOS gestionados por EAS</w:t>
+            </w:r>
+          </w:p>
+        </w:tc>
+        <w:tc>
+          <w:tcPr/>
+          <w:p>
+            <w:pPr>
+              <w:pStyle w:val="Compact"/>
+            </w:pPr>
+            <w:r>
+              <w:t xml:space="preserve">01/06/2026 al 05/06/2026</w:t>
+            </w:r>
+          </w:p>
+        </w:tc>
+        <w:tc>
+          <w:tcPr/>
+          <w:p>
+            <w:pPr>
+              <w:pStyle w:val="Compact"/>
+            </w:pPr>
+            <w:r>
+              <w:t xml:space="preserve">Lima, Perú</w:t>
+            </w:r>
+          </w:p>
+        </w:tc>
+      </w:tr>
+      <w:tr>
+        <w:tc>
+          <w:tcPr/>
+          <w:p>
+            <w:pPr>
+              <w:pStyle w:val="Compact"/>
+            </w:pPr>
+            <w:r>
+              <w:t xml:space="preserve">Generación del build de producción para iOS y envío a TestFlight para distribución a testers internos</w:t>
+            </w:r>
+          </w:p>
+        </w:tc>
+        <w:tc>
+          <w:tcPr/>
+          <w:p>
+            <w:pPr>
+              <w:pStyle w:val="Compact"/>
+            </w:pPr>
+            <w:r>
+              <w:t xml:space="preserve">01/06/2026 al 05/06/2026</w:t>
+            </w:r>
+          </w:p>
+        </w:tc>
+        <w:tc>
+          <w:tcPr/>
+          <w:p>
+            <w:pPr>
+              <w:pStyle w:val="Compact"/>
+            </w:pPr>
+            <w:r>
+              <w:t xml:space="preserve">Lima, Perú</w:t>
+            </w:r>
+          </w:p>
+        </w:tc>
+      </w:tr>
+      <w:tr>
+        <w:tc>
+          <w:tcPr/>
+          <w:p>
+            <w:pPr>
+              <w:pStyle w:val="Compact"/>
+            </w:pPr>
+            <w:r>
+              <w:t xml:space="preserve">Configuración del almacén de claves y generación del build de producción para Android en formato de paquete de aplicación para Google Play</w:t>
+            </w:r>
+          </w:p>
+        </w:tc>
+        <w:tc>
+          <w:tcPr/>
+          <w:p>
+            <w:pPr>
+              <w:pStyle w:val="Compact"/>
+            </w:pPr>
+            <w:r>
+              <w:t xml:space="preserve">01/06/2026 al 05/06/2026</w:t>
+            </w:r>
+          </w:p>
+        </w:tc>
+        <w:tc>
+          <w:tcPr/>
+          <w:p>
+            <w:pPr>
+              <w:pStyle w:val="Compact"/>
+            </w:pPr>
+            <w:r>
+              <w:t xml:space="preserve">Lima, Perú</w:t>
+            </w:r>
+          </w:p>
+        </w:tc>
+      </w:tr>
+      <w:tr>
+        <w:tc>
+          <w:tcPr/>
+          <w:p>
+            <w:pPr>
+              <w:pStyle w:val="Compact"/>
+            </w:pPr>
+            <w:r>
+              <w:t xml:space="preserve">Envío del build de Android al track de pruebas internas de Google Play</w:t>
+            </w:r>
+          </w:p>
+        </w:tc>
+        <w:tc>
+          <w:tcPr/>
+          <w:p>
+            <w:pPr>
+              <w:pStyle w:val="Compact"/>
+            </w:pPr>
+            <w:r>
+              <w:t xml:space="preserve">01/06/2026 al 05/06/2026</w:t>
+            </w:r>
+          </w:p>
+        </w:tc>
+        <w:tc>
+          <w:tcPr/>
+          <w:p>
+            <w:pPr>
+              <w:pStyle w:val="Compact"/>
+            </w:pPr>
+            <w:r>
+              <w:t xml:space="preserve">Lima, Perú</w:t>
+            </w:r>
+          </w:p>
+        </w:tc>
+      </w:tr>
+      <w:tr>
+        <w:tc>
+          <w:tcPr/>
+          <w:p>
+            <w:pPr>
+              <w:pStyle w:val="Compact"/>
+            </w:pPr>
+            <w:r>
+              <w:t xml:space="preserve">Actualización de íconos, splash screen y recursos gráficos para los builds de producción en ambas plataformas</w:t>
+            </w:r>
+          </w:p>
+        </w:tc>
+        <w:tc>
+          <w:tcPr/>
+          <w:p>
+            <w:pPr>
+              <w:pStyle w:val="Compact"/>
+            </w:pPr>
+            <w:r>
+              <w:t xml:space="preserve">01/06/2026 al 05/06/2026</w:t>
+            </w:r>
+          </w:p>
+        </w:tc>
+        <w:tc>
+          <w:tcPr/>
+          <w:p>
+            <w:pPr>
+              <w:pStyle w:val="Compact"/>
+            </w:pPr>
+            <w:r>
+              <w:t xml:space="preserve">Lima, Perú</w:t>
+            </w:r>
+          </w:p>
+        </w:tc>
+      </w:tr>
+      <w:tr>
+        <w:tc>
+          <w:tcPr/>
+          <w:p>
+            <w:pPr>
+              <w:pStyle w:val="Compact"/>
+            </w:pPr>
+            <w:r>
+              <w:t xml:space="preserve">Pruebas smoke en dispositivos físicos iOS y Android: flujo completo desde el inicio de sesión hasta la recepción de una notificación push</w:t>
+            </w:r>
+          </w:p>
+        </w:tc>
+        <w:tc>
+          <w:tcPr/>
+          <w:p>
+            <w:pPr>
+              <w:pStyle w:val="Compact"/>
+            </w:pPr>
+            <w:r>
+              <w:t xml:space="preserve">01/06/2026 al 05/06/2026</w:t>
+            </w:r>
+          </w:p>
+        </w:tc>
+        <w:tc>
+          <w:tcPr/>
+          <w:p>
+            <w:pPr>
+              <w:pStyle w:val="Compact"/>
+            </w:pPr>
+            <w:r>
+              <w:t xml:space="preserve">Lima, Perú</w:t>
+            </w:r>
+          </w:p>
+        </w:tc>
+      </w:tr>
+      <w:tr>
+        <w:tc>
+          <w:tcPr/>
+          <w:p>
+            <w:pPr>
+              <w:pStyle w:val="Compact"/>
+            </w:pPr>
+            <w:r>
+              <w:t xml:space="preserve">Elaboración del presente informe de actividades del período completo en el formato oficial del proyecto</w:t>
+            </w:r>
+          </w:p>
+        </w:tc>
+        <w:tc>
+          <w:tcPr/>
+          <w:p>
+            <w:pPr>
+              <w:pStyle w:val="Compact"/>
+            </w:pPr>
+            <w:r>
+              <w:t xml:space="preserve">01/06/2026 al 05/06/2026</w:t>
             </w:r>
           </w:p>
         </w:tc>
@@ -3890,7 +3780,7 @@
         </w:numPr>
       </w:pPr>
       <w:r>
-        <w:t xml:space="preserve">Publicación en App Store (producción) y Google Play (producción) tras aprobación del proceso de revisión</w:t>
+        <w:t xml:space="preserve">Publicación en App Store (producción) y Google Play (producción) tras aprobación del proceso de revisión de ambas tiendas</w:t>
       </w:r>
     </w:p>
     <w:p>
@@ -3902,7 +3792,7 @@
         </w:numPr>
       </w:pPr>
       <w:r>
-        <w:t xml:space="preserve">Implementación del manejo de deep links para notificaciones push adicionales (invitación a evento, inicio de evento)</w:t>
+        <w:t xml:space="preserve">Implementación del manejo de enlaces profundos para notificaciones push adicionales aún no implementadas</w:t>
       </w:r>
     </w:p>
     <w:p>
@@ -3914,7 +3804,7 @@
         </w:numPr>
       </w:pPr>
       <w:r>
-        <w:t xml:space="preserve">Evaluación e integración de actualizaciones OTA con EAS Update para correcciones de bugs sin requerir nuevos builds</w:t>
+        <w:t xml:space="preserve">Evaluación e integración de actualizaciones por aire para correcciones de bugs sin requerir nuevos builds completos</w:t>
       </w:r>
     </w:p>
     <w:p>
@@ -4062,7 +3952,7 @@
               <w:pStyle w:val="Compact"/>
             </w:pPr>
             <w:r>
-              <w:t xml:space="preserve">— Módulos funcionales completados: 8</w:t>
+              <w:t xml:space="preserve">— Módulos funcionales completados: 10</w:t>
             </w:r>
           </w:p>
         </w:tc>
@@ -4090,28 +3980,28 @@
               <w:pStyle w:val="Compact"/>
             </w:pPr>
             <w:r>
-              <w:t xml:space="preserve">— Integración con API (recap-api): 100% de endpoints consumidos</w:t>
-            </w:r>
-          </w:p>
-        </w:tc>
-        <w:tc>
-          <w:tcPr/>
-          <w:p>
-            <w:pPr>
-              <w:pStyle w:val="Compact"/>
-            </w:pPr>
-          </w:p>
-        </w:tc>
-      </w:tr>
-      <w:tr>
-        <w:tc>
-          <w:tcPr/>
-          <w:p>
-            <w:pPr>
-              <w:pStyle w:val="Compact"/>
-            </w:pPr>
-            <w:r>
-              <w:t xml:space="preserve">— Internacionalización completada (ES/EN): 200+ claves de traducción</w:t>
+              <w:t xml:space="preserve">— Integración completa con la API del proyecto</w:t>
+            </w:r>
+          </w:p>
+        </w:tc>
+        <w:tc>
+          <w:tcPr/>
+          <w:p>
+            <w:pPr>
+              <w:pStyle w:val="Compact"/>
+            </w:pPr>
+          </w:p>
+        </w:tc>
+      </w:tr>
+      <w:tr>
+        <w:tc>
+          <w:tcPr/>
+          <w:p>
+            <w:pPr>
+              <w:pStyle w:val="Compact"/>
+            </w:pPr>
+            <w:r>
+              <w:t xml:space="preserve">— Internacionalización completada en español e inglés</w:t>
             </w:r>
           </w:p>
         </w:tc>
@@ -4220,64 +4110,49 @@
               <w:pStyle w:val="Compact"/>
             </w:pPr>
             <w:r>
-              <w:t xml:space="preserve">— Módulos completados: Onboarding, Autenticación, Home Feed, Detalle de Evento, Retos, Álbum, Ranking, Perfil, Notificaciones, Push Notifications (Alcance 100%)</w:t>
-            </w:r>
-          </w:p>
-        </w:tc>
-        <w:tc>
-          <w:tcPr/>
-          <w:p>
-            <w:pPr>
-              <w:pStyle w:val="Compact"/>
-            </w:pPr>
-          </w:p>
-        </w:tc>
-      </w:tr>
-      <w:tr>
-        <w:tc>
-          <w:tcPr/>
-          <w:p>
-            <w:pPr>
-              <w:pStyle w:val="Compact"/>
-            </w:pPr>
-            <w:r>
-              <w:t xml:space="preserve">— Internacionalización completada: ES/EN con 200+ claves en</w:t>
-            </w:r>
-            <w:r>
-              <w:t xml:space="preserve"> </w:t>
-            </w:r>
-            <w:r>
-              <w:rPr>
-                <w:rStyle w:val="VerbatimChar"/>
-              </w:rPr>
-              <w:t xml:space="preserve">i18n/</w:t>
-            </w:r>
-            <w:r>
-              <w:t xml:space="preserve"> </w:t>
-            </w:r>
-            <w:r>
-              <w:t xml:space="preserve">(Alcance 100%)</w:t>
-            </w:r>
-          </w:p>
-        </w:tc>
-        <w:tc>
-          <w:tcPr/>
-          <w:p>
-            <w:pPr>
-              <w:pStyle w:val="Compact"/>
-            </w:pPr>
-          </w:p>
-        </w:tc>
-      </w:tr>
-      <w:tr>
-        <w:tc>
-          <w:tcPr/>
-          <w:p>
-            <w:pPr>
-              <w:pStyle w:val="Compact"/>
-            </w:pPr>
-            <w:r>
-              <w:t xml:space="preserve">— Analytics implementado con Mixpanel: tracking de pantallas y acciones clave (Alcance 100%)</w:t>
+              <w:t xml:space="preserve">— Módulos completados: Onboarding, Autenticación, Home Feed, Detalle de Evento, Retos, Álbum, Ranking, Perfil, Notificaciones y Push Notifications (Alcance 100%)</w:t>
+            </w:r>
+          </w:p>
+        </w:tc>
+        <w:tc>
+          <w:tcPr/>
+          <w:p>
+            <w:pPr>
+              <w:pStyle w:val="Compact"/>
+            </w:pPr>
+          </w:p>
+        </w:tc>
+      </w:tr>
+      <w:tr>
+        <w:tc>
+          <w:tcPr/>
+          <w:p>
+            <w:pPr>
+              <w:pStyle w:val="Compact"/>
+            </w:pPr>
+            <w:r>
+              <w:t xml:space="preserve">— Internacionalización completada con más de 200 claves de traducción en español e inglés (Alcance 100%)</w:t>
+            </w:r>
+          </w:p>
+        </w:tc>
+        <w:tc>
+          <w:tcPr/>
+          <w:p>
+            <w:pPr>
+              <w:pStyle w:val="Compact"/>
+            </w:pPr>
+          </w:p>
+        </w:tc>
+      </w:tr>
+      <w:tr>
+        <w:tc>
+          <w:tcPr/>
+          <w:p>
+            <w:pPr>
+              <w:pStyle w:val="Compact"/>
+            </w:pPr>
+            <w:r>
+              <w:t xml:space="preserve">— Analytics implementado con seguimiento automático de pantallas y acciones clave (Alcance 100%)</w:t>
             </w:r>
           </w:p>
         </w:tc>
